--- a/lessons/2-2/downloads/2-2-notes-l3.docx
+++ b/lessons/2-2/downloads/2-2-notes-l3.docx
@@ -1191,6 +1191,468 @@
         </w:tc>
       </w:tr>
     </w:tbl>
+    <w:tbl>
+      <w:tblPr>
+        <w:tblW w:type="pct" w:w="100%"/>
+        <w:tblBorders>
+          <w:top w:val="none" w:color="FFFFFF" w:sz="0"/>
+          <w:left w:val="none" w:color="FFFFFF" w:sz="0"/>
+          <w:bottom w:val="single" w:color="C7D2DD" w:sz="4"/>
+          <w:right w:val="none" w:color="FFFFFF" w:sz="0"/>
+          <w:insideH w:val="none" w:color="FFFFFF" w:sz="0"/>
+          <w:insideV w:val="none" w:color="FFFFFF" w:sz="0"/>
+        </w:tblBorders>
+      </w:tblPr>
+      <w:tblGrid>
+        <w:gridCol w:w="1800"/>
+        <w:gridCol w:w="7560"/>
+      </w:tblGrid>
+      <w:tr>
+        <w:trPr>
+          <w:cantSplit/>
+        </w:trPr>
+        <w:tc>
+          <w:tcPr>
+            <w:tcW w:type="dxa" w:w="1800"/>
+            <w:tcMar>
+              <w:top w:type="dxa" w:w="100"/>
+              <w:left w:type="dxa" w:w="40"/>
+              <w:bottom w:type="dxa" w:w="100"/>
+              <w:right w:type="dxa" w:w="120"/>
+            </w:tcMar>
+            <w:vAlign w:val="center"/>
+          </w:tcPr>
+          <w:p>
+            <w:pPr>
+              <w:spacing w:after="0"/>
+              <w:jc w:val="center"/>
+            </w:pPr>
+            <w:r>
+              <w:drawing>
+                <wp:inline distT="0" distB="0" distL="0" distR="0">
+                  <wp:extent cx="1047750" cy="790575"/>
+                  <wp:effectExtent t="0" r="0" b="0" l="0"/>
+                  <wp:docPr id="1" name="" descr="" title=""/>
+                  <wp:cNvGraphicFramePr>
+                    <a:graphicFrameLocks xmlns:a="http://schemas.openxmlformats.org/drawingml/2006/main" noChangeAspect="1"/>
+                  </wp:cNvGraphicFramePr>
+                  <a:graphic xmlns:a="http://schemas.openxmlformats.org/drawingml/2006/main">
+                    <a:graphicData uri="http://schemas.openxmlformats.org/drawingml/2006/picture">
+                      <pic:pic xmlns:pic="http://schemas.openxmlformats.org/drawingml/2006/picture">
+                        <pic:nvPicPr>
+                          <pic:cNvPr id="0" name="" descr=""/>
+                          <pic:cNvPicPr>
+                            <a:picLocks noChangeAspect="1" noChangeArrowheads="1"/>
+                          </pic:cNvPicPr>
+                        </pic:nvPicPr>
+                        <pic:blipFill>
+                          <a:blip r:embed="rId11" cstate="none"/>
+                          <a:srcRect/>
+                          <a:stretch>
+                            <a:fillRect/>
+                          </a:stretch>
+                        </pic:blipFill>
+                        <pic:spPr bwMode="auto">
+                          <a:xfrm>
+                            <a:off x="0" y="0"/>
+                            <a:ext cx="1047750" cy="790575"/>
+                          </a:xfrm>
+                          <a:prstGeom prst="rect">
+                            <a:avLst/>
+                          </a:prstGeom>
+                        </pic:spPr>
+                      </pic:pic>
+                    </a:graphicData>
+                  </a:graphic>
+                </wp:inline>
+              </w:drawing>
+            </w:r>
+          </w:p>
+        </w:tc>
+        <w:tc>
+          <w:tcPr>
+            <w:tcW w:type="dxa" w:w="7560"/>
+            <w:tcMar>
+              <w:top w:type="dxa" w:w="100"/>
+              <w:left w:type="dxa" w:w="40"/>
+              <w:bottom w:type="dxa" w:w="100"/>
+              <w:right w:type="dxa" w:w="40"/>
+            </w:tcMar>
+            <w:vAlign w:val="center"/>
+          </w:tcPr>
+          <w:p>
+            <w:pPr>
+              <w:spacing w:after="50"/>
+            </w:pPr>
+            <w:r>
+              <w:rPr>
+                <w:b/>
+                <w:bCs/>
+                <w:color w:val="12355B"/>
+                <w:sz w:val="24"/>
+                <w:szCs w:val="24"/>
+              </w:rPr>
+              <w:t xml:space="preserve">Frequency table</w:t>
+            </w:r>
+            <w:r>
+              <w:rPr>
+                <w:i/>
+                <w:iCs/>
+                <w:color w:val="5F6F80"/>
+                <w:sz w:val="19"/>
+                <w:szCs w:val="19"/>
+              </w:rPr>
+              <w:t xml:space="preserve">   Tabla de frecuencias</w:t>
+            </w:r>
+          </w:p>
+          <w:p>
+            <w:pPr>
+              <w:spacing w:after="40"/>
+            </w:pPr>
+            <w:r>
+              <w:rPr>
+                <w:sz w:val="21"/>
+                <w:szCs w:val="21"/>
+              </w:rPr>
+              <w:t xml:space="preserve">A table that lists each interval and how many values fall in it.</w:t>
+            </w:r>
+          </w:p>
+          <w:p>
+            <w:pPr>
+              <w:spacing w:after="0"/>
+            </w:pPr>
+            <w:r>
+              <w:rPr>
+                <w:b/>
+                <w:bCs/>
+                <w:color w:val="1FA6A2"/>
+                <w:sz w:val="18"/>
+                <w:szCs w:val="18"/>
+              </w:rPr>
+              <w:t xml:space="preserve">Example:  </w:t>
+            </w:r>
+            <w:r>
+              <w:rPr>
+                <w:i/>
+                <w:iCs/>
+                <w:color w:val="5F6F80"/>
+                <w:sz w:val="18"/>
+                <w:szCs w:val="18"/>
+              </w:rPr>
+              <w:t xml:space="preserve">10–19 . . . 3 means three values are between 10 and 19.</w:t>
+            </w:r>
+          </w:p>
+        </w:tc>
+      </w:tr>
+    </w:tbl>
+    <w:tbl>
+      <w:tblPr>
+        <w:tblW w:type="pct" w:w="100%"/>
+        <w:tblBorders>
+          <w:top w:val="none" w:color="FFFFFF" w:sz="0"/>
+          <w:left w:val="none" w:color="FFFFFF" w:sz="0"/>
+          <w:bottom w:val="single" w:color="C7D2DD" w:sz="4"/>
+          <w:right w:val="none" w:color="FFFFFF" w:sz="0"/>
+          <w:insideH w:val="none" w:color="FFFFFF" w:sz="0"/>
+          <w:insideV w:val="none" w:color="FFFFFF" w:sz="0"/>
+        </w:tblBorders>
+      </w:tblPr>
+      <w:tblGrid>
+        <w:gridCol w:w="1800"/>
+        <w:gridCol w:w="7560"/>
+      </w:tblGrid>
+      <w:tr>
+        <w:trPr>
+          <w:cantSplit/>
+        </w:trPr>
+        <w:tc>
+          <w:tcPr>
+            <w:tcW w:type="dxa" w:w="1800"/>
+            <w:tcMar>
+              <w:top w:type="dxa" w:w="100"/>
+              <w:left w:type="dxa" w:w="40"/>
+              <w:bottom w:type="dxa" w:w="100"/>
+              <w:right w:type="dxa" w:w="120"/>
+            </w:tcMar>
+            <w:vAlign w:val="center"/>
+          </w:tcPr>
+          <w:p>
+            <w:pPr>
+              <w:spacing w:after="0"/>
+              <w:jc w:val="center"/>
+            </w:pPr>
+            <w:r>
+              <w:drawing>
+                <wp:inline distT="0" distB="0" distL="0" distR="0">
+                  <wp:extent cx="1047750" cy="790575"/>
+                  <wp:effectExtent t="0" r="0" b="0" l="0"/>
+                  <wp:docPr id="1" name="" descr="" title=""/>
+                  <wp:cNvGraphicFramePr>
+                    <a:graphicFrameLocks xmlns:a="http://schemas.openxmlformats.org/drawingml/2006/main" noChangeAspect="1"/>
+                  </wp:cNvGraphicFramePr>
+                  <a:graphic xmlns:a="http://schemas.openxmlformats.org/drawingml/2006/main">
+                    <a:graphicData uri="http://schemas.openxmlformats.org/drawingml/2006/picture">
+                      <pic:pic xmlns:pic="http://schemas.openxmlformats.org/drawingml/2006/picture">
+                        <pic:nvPicPr>
+                          <pic:cNvPr id="0" name="" descr=""/>
+                          <pic:cNvPicPr>
+                            <a:picLocks noChangeAspect="1" noChangeArrowheads="1"/>
+                          </pic:cNvPicPr>
+                        </pic:nvPicPr>
+                        <pic:blipFill>
+                          <a:blip r:embed="rId12" cstate="none"/>
+                          <a:srcRect/>
+                          <a:stretch>
+                            <a:fillRect/>
+                          </a:stretch>
+                        </pic:blipFill>
+                        <pic:spPr bwMode="auto">
+                          <a:xfrm>
+                            <a:off x="0" y="0"/>
+                            <a:ext cx="1047750" cy="790575"/>
+                          </a:xfrm>
+                          <a:prstGeom prst="rect">
+                            <a:avLst/>
+                          </a:prstGeom>
+                        </pic:spPr>
+                      </pic:pic>
+                    </a:graphicData>
+                  </a:graphic>
+                </wp:inline>
+              </w:drawing>
+            </w:r>
+          </w:p>
+        </w:tc>
+        <w:tc>
+          <w:tcPr>
+            <w:tcW w:type="dxa" w:w="7560"/>
+            <w:tcMar>
+              <w:top w:type="dxa" w:w="100"/>
+              <w:left w:type="dxa" w:w="40"/>
+              <w:bottom w:type="dxa" w:w="100"/>
+              <w:right w:type="dxa" w:w="40"/>
+            </w:tcMar>
+            <w:vAlign w:val="center"/>
+          </w:tcPr>
+          <w:p>
+            <w:pPr>
+              <w:spacing w:after="50"/>
+            </w:pPr>
+            <w:r>
+              <w:rPr>
+                <w:b/>
+                <w:bCs/>
+                <w:color w:val="12355B"/>
+                <w:sz w:val="24"/>
+                <w:szCs w:val="24"/>
+              </w:rPr>
+              <w:t xml:space="preserve">Shape of the data</w:t>
+            </w:r>
+            <w:r>
+              <w:rPr>
+                <w:i/>
+                <w:iCs/>
+                <w:color w:val="5F6F80"/>
+                <w:sz w:val="19"/>
+                <w:szCs w:val="19"/>
+              </w:rPr>
+              <w:t xml:space="preserve">   Forma de los datos</w:t>
+            </w:r>
+          </w:p>
+          <w:p>
+            <w:pPr>
+              <w:spacing w:after="40"/>
+            </w:pPr>
+            <w:r>
+              <w:rPr>
+                <w:sz w:val="21"/>
+                <w:szCs w:val="21"/>
+              </w:rPr>
+              <w:t xml:space="preserve">The pattern the bars or dots make across the intervals.</w:t>
+            </w:r>
+          </w:p>
+          <w:p>
+            <w:pPr>
+              <w:spacing w:after="0"/>
+            </w:pPr>
+            <w:r>
+              <w:rPr>
+                <w:b/>
+                <w:bCs/>
+                <w:color w:val="1FA6A2"/>
+                <w:sz w:val="18"/>
+                <w:szCs w:val="18"/>
+              </w:rPr>
+              <w:t xml:space="preserve">Example:  </w:t>
+            </w:r>
+            <w:r>
+              <w:rPr>
+                <w:i/>
+                <w:iCs/>
+                <w:color w:val="5F6F80"/>
+                <w:sz w:val="18"/>
+                <w:szCs w:val="18"/>
+              </w:rPr>
+              <w:t xml:space="preserve">Tall in the middle and short on both sides is one shape.</w:t>
+            </w:r>
+          </w:p>
+        </w:tc>
+      </w:tr>
+    </w:tbl>
+    <w:tbl>
+      <w:tblPr>
+        <w:tblW w:type="pct" w:w="100%"/>
+        <w:tblBorders>
+          <w:top w:val="none" w:color="FFFFFF" w:sz="0"/>
+          <w:left w:val="none" w:color="FFFFFF" w:sz="0"/>
+          <w:bottom w:val="single" w:color="C7D2DD" w:sz="4"/>
+          <w:right w:val="none" w:color="FFFFFF" w:sz="0"/>
+          <w:insideH w:val="none" w:color="FFFFFF" w:sz="0"/>
+          <w:insideV w:val="none" w:color="FFFFFF" w:sz="0"/>
+        </w:tblBorders>
+      </w:tblPr>
+      <w:tblGrid>
+        <w:gridCol w:w="1800"/>
+        <w:gridCol w:w="7560"/>
+      </w:tblGrid>
+      <w:tr>
+        <w:trPr>
+          <w:cantSplit/>
+        </w:trPr>
+        <w:tc>
+          <w:tcPr>
+            <w:tcW w:type="dxa" w:w="1800"/>
+            <w:tcMar>
+              <w:top w:type="dxa" w:w="100"/>
+              <w:left w:type="dxa" w:w="40"/>
+              <w:bottom w:type="dxa" w:w="100"/>
+              <w:right w:type="dxa" w:w="120"/>
+            </w:tcMar>
+            <w:vAlign w:val="center"/>
+          </w:tcPr>
+          <w:p>
+            <w:pPr>
+              <w:spacing w:after="0"/>
+              <w:jc w:val="center"/>
+            </w:pPr>
+            <w:r>
+              <w:drawing>
+                <wp:inline distT="0" distB="0" distL="0" distR="0">
+                  <wp:extent cx="1047750" cy="790575"/>
+                  <wp:effectExtent t="0" r="0" b="0" l="0"/>
+                  <wp:docPr id="1" name="" descr="" title=""/>
+                  <wp:cNvGraphicFramePr>
+                    <a:graphicFrameLocks xmlns:a="http://schemas.openxmlformats.org/drawingml/2006/main" noChangeAspect="1"/>
+                  </wp:cNvGraphicFramePr>
+                  <a:graphic xmlns:a="http://schemas.openxmlformats.org/drawingml/2006/main">
+                    <a:graphicData uri="http://schemas.openxmlformats.org/drawingml/2006/picture">
+                      <pic:pic xmlns:pic="http://schemas.openxmlformats.org/drawingml/2006/picture">
+                        <pic:nvPicPr>
+                          <pic:cNvPr id="0" name="" descr=""/>
+                          <pic:cNvPicPr>
+                            <a:picLocks noChangeAspect="1" noChangeArrowheads="1"/>
+                          </pic:cNvPicPr>
+                        </pic:nvPicPr>
+                        <pic:blipFill>
+                          <a:blip r:embed="rId14" cstate="none"/>
+                          <a:srcRect/>
+                          <a:stretch>
+                            <a:fillRect/>
+                          </a:stretch>
+                        </pic:blipFill>
+                        <pic:spPr bwMode="auto">
+                          <a:xfrm>
+                            <a:off x="0" y="0"/>
+                            <a:ext cx="1047750" cy="790575"/>
+                          </a:xfrm>
+                          <a:prstGeom prst="rect">
+                            <a:avLst/>
+                          </a:prstGeom>
+                        </pic:spPr>
+                      </pic:pic>
+                    </a:graphicData>
+                  </a:graphic>
+                </wp:inline>
+              </w:drawing>
+            </w:r>
+          </w:p>
+        </w:tc>
+        <w:tc>
+          <w:tcPr>
+            <w:tcW w:type="dxa" w:w="7560"/>
+            <w:tcMar>
+              <w:top w:type="dxa" w:w="100"/>
+              <w:left w:type="dxa" w:w="40"/>
+              <w:bottom w:type="dxa" w:w="100"/>
+              <w:right w:type="dxa" w:w="40"/>
+            </w:tcMar>
+            <w:vAlign w:val="center"/>
+          </w:tcPr>
+          <w:p>
+            <w:pPr>
+              <w:spacing w:after="50"/>
+            </w:pPr>
+            <w:r>
+              <w:rPr>
+                <w:b/>
+                <w:bCs/>
+                <w:color w:val="12355B"/>
+                <w:sz w:val="24"/>
+                <w:szCs w:val="24"/>
+              </w:rPr>
+              <w:t xml:space="preserve">Peak</w:t>
+            </w:r>
+            <w:r>
+              <w:rPr>
+                <w:i/>
+                <w:iCs/>
+                <w:color w:val="5F6F80"/>
+                <w:sz w:val="19"/>
+                <w:szCs w:val="19"/>
+              </w:rPr>
+              <w:t xml:space="preserve">   Pico</w:t>
+            </w:r>
+          </w:p>
+          <w:p>
+            <w:pPr>
+              <w:spacing w:after="40"/>
+            </w:pPr>
+            <w:r>
+              <w:rPr>
+                <w:sz w:val="21"/>
+                <w:szCs w:val="21"/>
+              </w:rPr>
+              <w:t xml:space="preserve">The tallest bar or stack in a data display.</w:t>
+            </w:r>
+          </w:p>
+          <w:p>
+            <w:pPr>
+              <w:spacing w:after="0"/>
+            </w:pPr>
+            <w:r>
+              <w:rPr>
+                <w:b/>
+                <w:bCs/>
+                <w:color w:val="1FA6A2"/>
+                <w:sz w:val="18"/>
+                <w:szCs w:val="18"/>
+              </w:rPr>
+              <w:t xml:space="preserve">Example:  </w:t>
+            </w:r>
+            <w:r>
+              <w:rPr>
+                <w:i/>
+                <w:iCs/>
+                <w:color w:val="5F6F80"/>
+                <w:sz w:val="18"/>
+                <w:szCs w:val="18"/>
+              </w:rPr>
+              <w:t xml:space="preserve">The tallest bar of the histogram is the peak.</w:t>
+            </w:r>
+          </w:p>
+        </w:tc>
+      </w:tr>
+    </w:tbl>
     <w:p>
       <w:pPr>
         <w:pStyle w:val="Heading1"/>
@@ -1279,7 +1741,7 @@
                 <w:sz w:val="21"/>
                 <w:szCs w:val="21"/>
               </w:rPr>
-              <w:t xml:space="preserve">Display Data with Histograms      •      Histogram      •      Frequency      •      Interval      •      Distribution      •      Variability</w:t>
+              <w:t xml:space="preserve">Display Data with Histograms      •      Histogram      •      Frequency      •      Interval      •      Distribution      •      Variability      •      Frequency table      •      Shape of the data      •      Peak</w:t>
             </w:r>
           </w:p>
         </w:tc>
@@ -1513,6 +1975,117 @@
           <w:szCs w:val="22"/>
         </w:rPr>
         <w:t xml:space="preserve">How much the data values differ is the </w:t>
+      </w:r>
+      <w:r>
+        <w:rPr>
+          <w:sz w:val="22"/>
+          <w:szCs w:val="22"/>
+        </w:rPr>
+        <w:t xml:space="preserve">________________</w:t>
+      </w:r>
+      <w:r>
+        <w:rPr>
+          <w:sz w:val="22"/>
+          <w:szCs w:val="22"/>
+        </w:rPr>
+        <w:t xml:space="preserve">.</w:t>
+      </w:r>
+    </w:p>
+    <w:p>
+      <w:pPr>
+        <w:keepLines/>
+        <w:spacing w:after="260" w:before="200"/>
+      </w:pPr>
+      <w:r>
+        <w:rPr>
+          <w:b/>
+          <w:bCs/>
+          <w:color w:val="12355B"/>
+          <w:sz w:val="22"/>
+          <w:szCs w:val="22"/>
+        </w:rPr>
+        <w:t xml:space="preserve">7.  </w:t>
+      </w:r>
+      <w:r>
+        <w:rPr>
+          <w:sz w:val="22"/>
+          <w:szCs w:val="22"/>
+        </w:rPr>
+        <w:t xml:space="preserve">A table that lists each interval and its count is a </w:t>
+      </w:r>
+      <w:r>
+        <w:rPr>
+          <w:sz w:val="22"/>
+          <w:szCs w:val="22"/>
+        </w:rPr>
+        <w:t xml:space="preserve">________________</w:t>
+      </w:r>
+      <w:r>
+        <w:rPr>
+          <w:sz w:val="22"/>
+          <w:szCs w:val="22"/>
+        </w:rPr>
+        <w:t xml:space="preserve">.</w:t>
+      </w:r>
+    </w:p>
+    <w:p>
+      <w:pPr>
+        <w:keepLines/>
+        <w:spacing w:after="260" w:before="200"/>
+      </w:pPr>
+      <w:r>
+        <w:rPr>
+          <w:b/>
+          <w:bCs/>
+          <w:color w:val="12355B"/>
+          <w:sz w:val="22"/>
+          <w:szCs w:val="22"/>
+        </w:rPr>
+        <w:t xml:space="preserve">8.  </w:t>
+      </w:r>
+      <w:r>
+        <w:rPr>
+          <w:sz w:val="22"/>
+          <w:szCs w:val="22"/>
+        </w:rPr>
+        <w:t xml:space="preserve">The pattern the bars make across a display is the </w:t>
+      </w:r>
+      <w:r>
+        <w:rPr>
+          <w:sz w:val="22"/>
+          <w:szCs w:val="22"/>
+        </w:rPr>
+        <w:t xml:space="preserve">________________</w:t>
+      </w:r>
+      <w:r>
+        <w:rPr>
+          <w:sz w:val="22"/>
+          <w:szCs w:val="22"/>
+        </w:rPr>
+        <w:t xml:space="preserve">.</w:t>
+      </w:r>
+    </w:p>
+    <w:p>
+      <w:pPr>
+        <w:keepLines/>
+        <w:spacing w:after="260" w:before="200"/>
+      </w:pPr>
+      <w:r>
+        <w:rPr>
+          <w:b/>
+          <w:bCs/>
+          <w:color w:val="12355B"/>
+          <w:sz w:val="22"/>
+          <w:szCs w:val="22"/>
+        </w:rPr>
+        <w:t xml:space="preserve">9.  </w:t>
+      </w:r>
+      <w:r>
+        <w:rPr>
+          <w:sz w:val="22"/>
+          <w:szCs w:val="22"/>
+        </w:rPr>
+        <w:t xml:space="preserve">The tallest bar in a display is the </w:t>
       </w:r>
       <w:r>
         <w:rPr>
@@ -2596,7 +3169,7 @@
           <w:sz w:val="20"/>
           <w:szCs w:val="20"/>
         </w:rPr>
-        <w:t xml:space="preserve">A)  20</w:t>
+        <w:t xml:space="preserve">A)  12</w:t>
       </w:r>
     </w:p>
     <w:p>
@@ -2622,7 +3195,7 @@
           <w:sz w:val="20"/>
           <w:szCs w:val="20"/>
         </w:rPr>
-        <w:t xml:space="preserve">C)  28</w:t>
+        <w:t xml:space="preserve">C)  20</w:t>
       </w:r>
     </w:p>
     <w:p>
@@ -2635,7 +3208,7 @@
           <w:sz w:val="20"/>
           <w:szCs w:val="20"/>
         </w:rPr>
-        <w:t xml:space="preserve">D)  12</w:t>
+        <w:t xml:space="preserve">D)  28</w:t>
       </w:r>
     </w:p>
     <w:p>
@@ -2681,7 +3254,7 @@
           <w:sz w:val="21"/>
           <w:szCs w:val="21"/>
         </w:rPr>
-        <w:t xml:space="preserve">C. 28</w:t>
+        <w:t xml:space="preserve">D. 28</w:t>
       </w:r>
     </w:p>
     <w:p>
@@ -2937,7 +3510,7 @@
           <w:sz w:val="20"/>
           <w:szCs w:val="20"/>
         </w:rPr>
-        <w:t xml:space="preserve">A)  The interval-of-5 histogram leaves some scores out</w:t>
+        <w:t xml:space="preserve">A)  The interval-of-5 histogram has more bars and shows more detail about the shape</w:t>
       </w:r>
     </w:p>
     <w:p>
@@ -2950,7 +3523,7 @@
           <w:sz w:val="20"/>
           <w:szCs w:val="20"/>
         </w:rPr>
-        <w:t xml:space="preserve">B)  The interval-of-5 histogram has more bars and shows more detail about the shape</w:t>
+        <w:t xml:space="preserve">B)  The interval-of-5 histogram leaves some scores out</w:t>
       </w:r>
     </w:p>
     <w:p>
@@ -3100,7 +3673,7 @@
           <w:sz w:val="21"/>
           <w:szCs w:val="21"/>
         </w:rPr>
-        <w:t xml:space="preserve">A)  72–75 inches</w:t>
+        <w:t xml:space="preserve">A)  60–63 inches</w:t>
       </w:r>
     </w:p>
     <w:p>
@@ -3113,7 +3686,7 @@
           <w:sz w:val="21"/>
           <w:szCs w:val="21"/>
         </w:rPr>
-        <w:t xml:space="preserve">B)  60–63 inches</w:t>
+        <w:t xml:space="preserve">B)  64–67 inches</w:t>
       </w:r>
     </w:p>
     <w:p>
@@ -3139,7 +3712,7 @@
           <w:sz w:val="21"/>
           <w:szCs w:val="21"/>
         </w:rPr>
-        <w:t xml:space="preserve">D)  64–67 inches</w:t>
+        <w:t xml:space="preserve">D)  72–75 inches</w:t>
       </w:r>
     </w:p>
     <w:p>

--- a/lessons/2-2/downloads/2-2-notes-l3.docx
+++ b/lessons/2-2/downloads/2-2-notes-l3.docx
@@ -264,49 +264,269 @@
           <w:sz w:val="19"/>
           <w:szCs w:val="19"/>
         </w:rPr>
-        <w:t xml:space="preserve">Look at the picture, read the word, then read what it means.</w:t>
+        <w:t xml:space="preserve">Review each concept term, definition, non-example, and visual clue.</w:t>
       </w:r>
     </w:p>
     <w:tbl>
       <w:tblPr>
-        <w:tblW w:type="pct" w:w="100%"/>
+        <w:tblW w:type="dxa" w:w="9360"/>
         <w:tblBorders>
-          <w:top w:val="none" w:color="FFFFFF" w:sz="0"/>
-          <w:left w:val="none" w:color="FFFFFF" w:sz="0"/>
-          <w:bottom w:val="single" w:color="C7D2DD" w:sz="4"/>
-          <w:right w:val="none" w:color="FFFFFF" w:sz="0"/>
-          <w:insideH w:val="none" w:color="FFFFFF" w:sz="0"/>
-          <w:insideV w:val="none" w:color="FFFFFF" w:sz="0"/>
+          <w:top w:val="single" w:color="C7D2DD" w:sz="6"/>
+          <w:left w:val="single" w:color="C7D2DD" w:sz="6"/>
+          <w:bottom w:val="single" w:color="C7D2DD" w:sz="6"/>
+          <w:right w:val="single" w:color="C7D2DD" w:sz="6"/>
+          <w:insideH w:val="single" w:color="C7D2DD" w:sz="6"/>
+          <w:insideV w:val="single" w:color="C7D2DD" w:sz="6"/>
         </w:tblBorders>
       </w:tblPr>
       <w:tblGrid>
         <w:gridCol w:w="1800"/>
-        <w:gridCol w:w="7560"/>
+        <w:gridCol w:w="3160"/>
+        <w:gridCol w:w="2200"/>
+        <w:gridCol w:w="2200"/>
       </w:tblGrid>
       <w:tr>
         <w:trPr>
           <w:cantSplit/>
+          <w:tblHeader/>
         </w:trPr>
         <w:tc>
           <w:tcPr>
             <w:tcW w:type="dxa" w:w="1800"/>
-            <w:tcMar>
-              <w:top w:type="dxa" w:w="100"/>
-              <w:left w:type="dxa" w:w="40"/>
-              <w:bottom w:type="dxa" w:w="100"/>
-              <w:right w:type="dxa" w:w="120"/>
-            </w:tcMar>
-            <w:vAlign w:val="center"/>
+            <w:shd w:fill="EEF4F8" w:color="auto" w:val="clear"/>
+            <w:tcMar>
+              <w:top w:type="dxa" w:w="80"/>
+              <w:left w:type="dxa" w:w="100"/>
+              <w:bottom w:type="dxa" w:w="80"/>
+              <w:right w:type="dxa" w:w="100"/>
+            </w:tcMar>
           </w:tcPr>
           <w:p>
             <w:pPr>
               <w:spacing w:after="0"/>
+            </w:pPr>
+            <w:r>
+              <w:rPr>
+                <w:b/>
+                <w:bCs/>
+                <w:color w:val="12355B"/>
+                <w:sz w:val="19"/>
+                <w:szCs w:val="19"/>
+              </w:rPr>
+              <w:t xml:space="preserve">Concept Term</w:t>
+            </w:r>
+          </w:p>
+        </w:tc>
+        <w:tc>
+          <w:tcPr>
+            <w:tcW w:type="dxa" w:w="3160"/>
+            <w:shd w:fill="EEF4F8" w:color="auto" w:val="clear"/>
+            <w:tcMar>
+              <w:top w:type="dxa" w:w="80"/>
+              <w:left w:type="dxa" w:w="100"/>
+              <w:bottom w:type="dxa" w:w="80"/>
+              <w:right w:type="dxa" w:w="100"/>
+            </w:tcMar>
+          </w:tcPr>
+          <w:p>
+            <w:pPr>
+              <w:spacing w:after="0"/>
+            </w:pPr>
+            <w:r>
+              <w:rPr>
+                <w:b/>
+                <w:bCs/>
+                <w:color w:val="12355B"/>
+                <w:sz w:val="19"/>
+                <w:szCs w:val="19"/>
+              </w:rPr>
+              <w:t xml:space="preserve">Student-Friendly Definition</w:t>
+            </w:r>
+          </w:p>
+        </w:tc>
+        <w:tc>
+          <w:tcPr>
+            <w:tcW w:type="dxa" w:w="2200"/>
+            <w:shd w:fill="EEF4F8" w:color="auto" w:val="clear"/>
+            <w:tcMar>
+              <w:top w:type="dxa" w:w="80"/>
+              <w:left w:type="dxa" w:w="100"/>
+              <w:bottom w:type="dxa" w:w="80"/>
+              <w:right w:type="dxa" w:w="100"/>
+            </w:tcMar>
+          </w:tcPr>
+          <w:p>
+            <w:pPr>
+              <w:spacing w:after="0"/>
+            </w:pPr>
+            <w:r>
+              <w:rPr>
+                <w:b/>
+                <w:bCs/>
+                <w:color w:val="12355B"/>
+                <w:sz w:val="19"/>
+                <w:szCs w:val="19"/>
+              </w:rPr>
+              <w:t xml:space="preserve">Non-Example</w:t>
+            </w:r>
+          </w:p>
+        </w:tc>
+        <w:tc>
+          <w:tcPr>
+            <w:tcW w:type="dxa" w:w="2200"/>
+            <w:shd w:fill="EEF4F8" w:color="auto" w:val="clear"/>
+            <w:tcMar>
+              <w:top w:type="dxa" w:w="80"/>
+              <w:left w:type="dxa" w:w="100"/>
+              <w:bottom w:type="dxa" w:w="80"/>
+              <w:right w:type="dxa" w:w="100"/>
+            </w:tcMar>
+          </w:tcPr>
+          <w:p>
+            <w:pPr>
+              <w:spacing w:after="0"/>
+            </w:pPr>
+            <w:r>
+              <w:rPr>
+                <w:b/>
+                <w:bCs/>
+                <w:color w:val="12355B"/>
+                <w:sz w:val="19"/>
+                <w:szCs w:val="19"/>
+              </w:rPr>
+              <w:t xml:space="preserve">Visual Clue</w:t>
+            </w:r>
+          </w:p>
+        </w:tc>
+      </w:tr>
+      <w:tr>
+        <w:trPr>
+          <w:cantSplit/>
+        </w:trPr>
+        <w:tc>
+          <w:tcPr>
+            <w:tcW w:type="dxa" w:w="1800"/>
+            <w:tcMar>
+              <w:top w:type="dxa" w:w="80"/>
+              <w:left w:type="dxa" w:w="100"/>
+              <w:bottom w:type="dxa" w:w="80"/>
+              <w:right w:type="dxa" w:w="100"/>
+            </w:tcMar>
+            <w:vAlign w:val="top"/>
+          </w:tcPr>
+          <w:p>
+            <w:pPr>
+              <w:spacing w:after="30"/>
+            </w:pPr>
+            <w:r>
+              <w:rPr>
+                <w:b/>
+                <w:bCs/>
+                <w:color w:val="12355B"/>
+                <w:sz w:val="21"/>
+                <w:szCs w:val="21"/>
+              </w:rPr>
+              <w:t xml:space="preserve">Display Data with Histograms</w:t>
+            </w:r>
+          </w:p>
+          <w:p>
+            <w:pPr>
+              <w:spacing w:after="0"/>
+            </w:pPr>
+            <w:r>
+              <w:rPr>
+                <w:i/>
+                <w:iCs/>
+                <w:color w:val="5F6F80"/>
+                <w:sz w:val="18"/>
+                <w:szCs w:val="18"/>
+              </w:rPr>
+              <w:t xml:space="preserve">Representar datos con histogramas</w:t>
+            </w:r>
+          </w:p>
+        </w:tc>
+        <w:tc>
+          <w:tcPr>
+            <w:tcW w:type="dxa" w:w="3160"/>
+            <w:tcMar>
+              <w:top w:type="dxa" w:w="80"/>
+              <w:left w:type="dxa" w:w="100"/>
+              <w:bottom w:type="dxa" w:w="80"/>
+              <w:right w:type="dxa" w:w="100"/>
+            </w:tcMar>
+            <w:vAlign w:val="top"/>
+          </w:tcPr>
+          <w:p>
+            <w:pPr>
+              <w:spacing w:after="0"/>
+            </w:pPr>
+            <w:r>
+              <w:rPr>
+                <w:sz w:val="20"/>
+                <w:szCs w:val="20"/>
+              </w:rPr>
+              <w:t xml:space="preserve">Group numerical data into intervals and show each interval's frequency with a bar.</w:t>
+            </w:r>
+          </w:p>
+        </w:tc>
+        <w:tc>
+          <w:tcPr>
+            <w:tcW w:type="dxa" w:w="2200"/>
+            <w:tcMar>
+              <w:top w:type="dxa" w:w="80"/>
+              <w:left w:type="dxa" w:w="100"/>
+              <w:bottom w:type="dxa" w:w="80"/>
+              <w:right w:type="dxa" w:w="100"/>
+            </w:tcMar>
+            <w:vAlign w:val="top"/>
+          </w:tcPr>
+          <w:p>
+            <w:pPr>
+              <w:spacing w:after="40"/>
+            </w:pPr>
+            <w:r>
+              <w:rPr>
+                <w:i/>
+                <w:iCs/>
+                <w:color w:val="5F6F80"/>
+                <w:sz w:val="19"/>
+                <w:szCs w:val="19"/>
+              </w:rPr>
+              <w:t xml:space="preserve">Not Display Data with Histograms: write a counter-example that breaks the definition.</w:t>
+            </w:r>
+          </w:p>
+          <w:p>
+            <w:pPr>
+              <w:pBdr>
+                <w:bottom w:val="single" w:color="AFBECC" w:sz="6"/>
+              </w:pBdr>
+              <w:spacing w:after="30" w:before="150"/>
+            </w:pPr>
+            <w:r>
+              <w:t xml:space="preserve"/>
+            </w:r>
+          </w:p>
+        </w:tc>
+        <w:tc>
+          <w:tcPr>
+            <w:tcW w:type="dxa" w:w="2200"/>
+            <w:tcMar>
+              <w:top w:type="dxa" w:w="80"/>
+              <w:left w:type="dxa" w:w="100"/>
+              <w:bottom w:type="dxa" w:w="80"/>
+              <w:right w:type="dxa" w:w="100"/>
+            </w:tcMar>
+            <w:vAlign w:val="top"/>
+          </w:tcPr>
+          <w:p>
+            <w:pPr>
+              <w:spacing w:after="40"/>
               <w:jc w:val="center"/>
             </w:pPr>
             <w:r>
               <w:drawing>
                 <wp:inline distT="0" distB="0" distL="0" distR="0">
-                  <wp:extent cx="1047750" cy="790575"/>
+                  <wp:extent cx="876300" cy="657225"/>
                   <wp:effectExtent t="0" r="0" b="0" l="0"/>
                   <wp:docPr id="1" name="" descr="" title=""/>
                   <wp:cNvGraphicFramePr>
@@ -331,7 +551,7 @@
                         <pic:spPr bwMode="auto">
                           <a:xfrm>
                             <a:off x="0" y="0"/>
-                            <a:ext cx="1047750" cy="790575"/>
+                            <a:ext cx="876300" cy="657225"/>
                           </a:xfrm>
                           <a:prstGeom prst="rect">
                             <a:avLst/>
@@ -344,32 +564,108 @@
               </w:drawing>
             </w:r>
           </w:p>
-        </w:tc>
-        <w:tc>
-          <w:tcPr>
-            <w:tcW w:type="dxa" w:w="7560"/>
-            <w:tcMar>
-              <w:top w:type="dxa" w:w="100"/>
-              <w:left w:type="dxa" w:w="40"/>
-              <w:bottom w:type="dxa" w:w="100"/>
-              <w:right w:type="dxa" w:w="40"/>
-            </w:tcMar>
-            <w:vAlign w:val="center"/>
-          </w:tcPr>
-          <w:p>
-            <w:pPr>
-              <w:spacing w:after="50"/>
+          <w:p>
+            <w:pPr>
+              <w:spacing w:after="0"/>
+            </w:pPr>
+            <w:r>
+              <w:rPr>
+                <w:i/>
+                <w:iCs/>
+                <w:color w:val="5F6F80"/>
+                <w:sz w:val="18"/>
+                <w:szCs w:val="18"/>
+              </w:rPr>
+              <w:t xml:space="preserve">Each touching bar shows how many values fall in one interval.</w:t>
+            </w:r>
+          </w:p>
+        </w:tc>
+      </w:tr>
+      <w:tr>
+        <w:trPr>
+          <w:cantSplit/>
+        </w:trPr>
+        <w:tc>
+          <w:tcPr>
+            <w:tcW w:type="dxa" w:w="1800"/>
+            <w:tcMar>
+              <w:top w:type="dxa" w:w="80"/>
+              <w:left w:type="dxa" w:w="100"/>
+              <w:bottom w:type="dxa" w:w="80"/>
+              <w:right w:type="dxa" w:w="100"/>
+            </w:tcMar>
+            <w:vAlign w:val="top"/>
+          </w:tcPr>
+          <w:p>
+            <w:pPr>
+              <w:spacing w:after="30"/>
             </w:pPr>
             <w:r>
               <w:rPr>
                 <w:b/>
                 <w:bCs/>
                 <w:color w:val="12355B"/>
-                <w:sz w:val="24"/>
-                <w:szCs w:val="24"/>
-              </w:rPr>
-              <w:t xml:space="preserve">Display Data with Histograms</w:t>
-            </w:r>
+                <w:sz w:val="21"/>
+                <w:szCs w:val="21"/>
+              </w:rPr>
+              <w:t xml:space="preserve">Histogram</w:t>
+            </w:r>
+          </w:p>
+          <w:p>
+            <w:pPr>
+              <w:spacing w:after="0"/>
+            </w:pPr>
+            <w:r>
+              <w:rPr>
+                <w:i/>
+                <w:iCs/>
+                <w:color w:val="5F6F80"/>
+                <w:sz w:val="18"/>
+                <w:szCs w:val="18"/>
+              </w:rPr>
+              <w:t xml:space="preserve">Histograma</w:t>
+            </w:r>
+          </w:p>
+        </w:tc>
+        <w:tc>
+          <w:tcPr>
+            <w:tcW w:type="dxa" w:w="3160"/>
+            <w:tcMar>
+              <w:top w:type="dxa" w:w="80"/>
+              <w:left w:type="dxa" w:w="100"/>
+              <w:bottom w:type="dxa" w:w="80"/>
+              <w:right w:type="dxa" w:w="100"/>
+            </w:tcMar>
+            <w:vAlign w:val="top"/>
+          </w:tcPr>
+          <w:p>
+            <w:pPr>
+              <w:spacing w:after="0"/>
+            </w:pPr>
+            <w:r>
+              <w:rPr>
+                <w:sz w:val="20"/>
+                <w:szCs w:val="20"/>
+              </w:rPr>
+              <w:t xml:space="preserve">A bar graph that groups data into equal ranges. The bars touch.</w:t>
+            </w:r>
+          </w:p>
+        </w:tc>
+        <w:tc>
+          <w:tcPr>
+            <w:tcW w:type="dxa" w:w="2200"/>
+            <w:tcMar>
+              <w:top w:type="dxa" w:w="80"/>
+              <w:left w:type="dxa" w:w="100"/>
+              <w:bottom w:type="dxa" w:w="80"/>
+              <w:right w:type="dxa" w:w="100"/>
+            </w:tcMar>
+            <w:vAlign w:val="top"/>
+          </w:tcPr>
+          <w:p>
+            <w:pPr>
+              <w:spacing w:after="40"/>
+            </w:pPr>
             <w:r>
               <w:rPr>
                 <w:i/>
@@ -378,89 +674,41 @@
                 <w:sz w:val="19"/>
                 <w:szCs w:val="19"/>
               </w:rPr>
-              <w:t xml:space="preserve">   Representar datos con histogramas</w:t>
-            </w:r>
-          </w:p>
+              <w:t xml:space="preserve">Not Histogram: write a counter-example that breaks the definition.</w:t>
+            </w:r>
+          </w:p>
+          <w:p>
+            <w:pPr>
+              <w:pBdr>
+                <w:bottom w:val="single" w:color="AFBECC" w:sz="6"/>
+              </w:pBdr>
+              <w:spacing w:after="30" w:before="150"/>
+            </w:pPr>
+            <w:r>
+              <w:t xml:space="preserve"/>
+            </w:r>
+          </w:p>
+        </w:tc>
+        <w:tc>
+          <w:tcPr>
+            <w:tcW w:type="dxa" w:w="2200"/>
+            <w:tcMar>
+              <w:top w:type="dxa" w:w="80"/>
+              <w:left w:type="dxa" w:w="100"/>
+              <w:bottom w:type="dxa" w:w="80"/>
+              <w:right w:type="dxa" w:w="100"/>
+            </w:tcMar>
+            <w:vAlign w:val="top"/>
+          </w:tcPr>
           <w:p>
             <w:pPr>
               <w:spacing w:after="40"/>
-            </w:pPr>
-            <w:r>
-              <w:rPr>
-                <w:sz w:val="21"/>
-                <w:szCs w:val="21"/>
-              </w:rPr>
-              <w:t xml:space="preserve">Group numerical data into intervals and show each interval's frequency with a bar.</w:t>
-            </w:r>
-          </w:p>
-          <w:p>
-            <w:pPr>
-              <w:spacing w:after="0"/>
-            </w:pPr>
-            <w:r>
-              <w:rPr>
-                <w:b/>
-                <w:bCs/>
-                <w:color w:val="1FA6A2"/>
-                <w:sz w:val="18"/>
-                <w:szCs w:val="18"/>
-              </w:rPr>
-              <w:t xml:space="preserve">Example:  </w:t>
-            </w:r>
-            <w:r>
-              <w:rPr>
-                <w:i/>
-                <w:iCs/>
-                <w:color w:val="5F6F80"/>
-                <w:sz w:val="18"/>
-                <w:szCs w:val="18"/>
-              </w:rPr>
-              <w:t xml:space="preserve">Each touching bar shows how many values fall in one interval.</w:t>
-            </w:r>
-          </w:p>
-        </w:tc>
-      </w:tr>
-    </w:tbl>
-    <w:tbl>
-      <w:tblPr>
-        <w:tblW w:type="pct" w:w="100%"/>
-        <w:tblBorders>
-          <w:top w:val="none" w:color="FFFFFF" w:sz="0"/>
-          <w:left w:val="none" w:color="FFFFFF" w:sz="0"/>
-          <w:bottom w:val="single" w:color="C7D2DD" w:sz="4"/>
-          <w:right w:val="none" w:color="FFFFFF" w:sz="0"/>
-          <w:insideH w:val="none" w:color="FFFFFF" w:sz="0"/>
-          <w:insideV w:val="none" w:color="FFFFFF" w:sz="0"/>
-        </w:tblBorders>
-      </w:tblPr>
-      <w:tblGrid>
-        <w:gridCol w:w="1800"/>
-        <w:gridCol w:w="7560"/>
-      </w:tblGrid>
-      <w:tr>
-        <w:trPr>
-          <w:cantSplit/>
-        </w:trPr>
-        <w:tc>
-          <w:tcPr>
-            <w:tcW w:type="dxa" w:w="1800"/>
-            <w:tcMar>
-              <w:top w:type="dxa" w:w="100"/>
-              <w:left w:type="dxa" w:w="40"/>
-              <w:bottom w:type="dxa" w:w="100"/>
-              <w:right w:type="dxa" w:w="120"/>
-            </w:tcMar>
-            <w:vAlign w:val="center"/>
-          </w:tcPr>
-          <w:p>
-            <w:pPr>
-              <w:spacing w:after="0"/>
               <w:jc w:val="center"/>
             </w:pPr>
             <w:r>
               <w:drawing>
                 <wp:inline distT="0" distB="0" distL="0" distR="0">
-                  <wp:extent cx="1047750" cy="790575"/>
+                  <wp:extent cx="876300" cy="657225"/>
                   <wp:effectExtent t="0" r="0" b="0" l="0"/>
                   <wp:docPr id="1" name="" descr="" title=""/>
                   <wp:cNvGraphicFramePr>
@@ -485,7 +733,7 @@
                         <pic:spPr bwMode="auto">
                           <a:xfrm>
                             <a:off x="0" y="0"/>
-                            <a:ext cx="1047750" cy="790575"/>
+                            <a:ext cx="876300" cy="657225"/>
                           </a:xfrm>
                           <a:prstGeom prst="rect">
                             <a:avLst/>
@@ -498,32 +746,108 @@
               </w:drawing>
             </w:r>
           </w:p>
-        </w:tc>
-        <w:tc>
-          <w:tcPr>
-            <w:tcW w:type="dxa" w:w="7560"/>
-            <w:tcMar>
-              <w:top w:type="dxa" w:w="100"/>
-              <w:left w:type="dxa" w:w="40"/>
-              <w:bottom w:type="dxa" w:w="100"/>
-              <w:right w:type="dxa" w:w="40"/>
-            </w:tcMar>
-            <w:vAlign w:val="center"/>
-          </w:tcPr>
-          <w:p>
-            <w:pPr>
-              <w:spacing w:after="50"/>
+          <w:p>
+            <w:pPr>
+              <w:spacing w:after="0"/>
+            </w:pPr>
+            <w:r>
+              <w:rPr>
+                <w:i/>
+                <w:iCs/>
+                <w:color w:val="5F6F80"/>
+                <w:sz w:val="18"/>
+                <w:szCs w:val="18"/>
+              </w:rPr>
+              <w:t xml:space="preserve">Bars side by side: 0-9 pts (3 players), 10-19 pts (8 players), 20-29 pts (4 players)</w:t>
+            </w:r>
+          </w:p>
+        </w:tc>
+      </w:tr>
+      <w:tr>
+        <w:trPr>
+          <w:cantSplit/>
+        </w:trPr>
+        <w:tc>
+          <w:tcPr>
+            <w:tcW w:type="dxa" w:w="1800"/>
+            <w:tcMar>
+              <w:top w:type="dxa" w:w="80"/>
+              <w:left w:type="dxa" w:w="100"/>
+              <w:bottom w:type="dxa" w:w="80"/>
+              <w:right w:type="dxa" w:w="100"/>
+            </w:tcMar>
+            <w:vAlign w:val="top"/>
+          </w:tcPr>
+          <w:p>
+            <w:pPr>
+              <w:spacing w:after="30"/>
             </w:pPr>
             <w:r>
               <w:rPr>
                 <w:b/>
                 <w:bCs/>
                 <w:color w:val="12355B"/>
-                <w:sz w:val="24"/>
-                <w:szCs w:val="24"/>
-              </w:rPr>
-              <w:t xml:space="preserve">Histogram</w:t>
-            </w:r>
+                <w:sz w:val="21"/>
+                <w:szCs w:val="21"/>
+              </w:rPr>
+              <w:t xml:space="preserve">Frequency</w:t>
+            </w:r>
+          </w:p>
+          <w:p>
+            <w:pPr>
+              <w:spacing w:after="0"/>
+            </w:pPr>
+            <w:r>
+              <w:rPr>
+                <w:i/>
+                <w:iCs/>
+                <w:color w:val="5F6F80"/>
+                <w:sz w:val="18"/>
+                <w:szCs w:val="18"/>
+              </w:rPr>
+              <w:t xml:space="preserve">Frecuencia</w:t>
+            </w:r>
+          </w:p>
+        </w:tc>
+        <w:tc>
+          <w:tcPr>
+            <w:tcW w:type="dxa" w:w="3160"/>
+            <w:tcMar>
+              <w:top w:type="dxa" w:w="80"/>
+              <w:left w:type="dxa" w:w="100"/>
+              <w:bottom w:type="dxa" w:w="80"/>
+              <w:right w:type="dxa" w:w="100"/>
+            </w:tcMar>
+            <w:vAlign w:val="top"/>
+          </w:tcPr>
+          <w:p>
+            <w:pPr>
+              <w:spacing w:after="0"/>
+            </w:pPr>
+            <w:r>
+              <w:rPr>
+                <w:sz w:val="20"/>
+                <w:szCs w:val="20"/>
+              </w:rPr>
+              <w:t xml:space="preserve">How many times a value shows up.</w:t>
+            </w:r>
+          </w:p>
+        </w:tc>
+        <w:tc>
+          <w:tcPr>
+            <w:tcW w:type="dxa" w:w="2200"/>
+            <w:tcMar>
+              <w:top w:type="dxa" w:w="80"/>
+              <w:left w:type="dxa" w:w="100"/>
+              <w:bottom w:type="dxa" w:w="80"/>
+              <w:right w:type="dxa" w:w="100"/>
+            </w:tcMar>
+            <w:vAlign w:val="top"/>
+          </w:tcPr>
+          <w:p>
+            <w:pPr>
+              <w:spacing w:after="40"/>
+            </w:pPr>
             <w:r>
               <w:rPr>
                 <w:i/>
@@ -532,89 +856,41 @@
                 <w:sz w:val="19"/>
                 <w:szCs w:val="19"/>
               </w:rPr>
-              <w:t xml:space="preserve">   Histograma</w:t>
-            </w:r>
-          </w:p>
+              <w:t xml:space="preserve">Not Frequency: write a counter-example that breaks the definition.</w:t>
+            </w:r>
+          </w:p>
+          <w:p>
+            <w:pPr>
+              <w:pBdr>
+                <w:bottom w:val="single" w:color="AFBECC" w:sz="6"/>
+              </w:pBdr>
+              <w:spacing w:after="30" w:before="150"/>
+            </w:pPr>
+            <w:r>
+              <w:t xml:space="preserve"/>
+            </w:r>
+          </w:p>
+        </w:tc>
+        <w:tc>
+          <w:tcPr>
+            <w:tcW w:type="dxa" w:w="2200"/>
+            <w:tcMar>
+              <w:top w:type="dxa" w:w="80"/>
+              <w:left w:type="dxa" w:w="100"/>
+              <w:bottom w:type="dxa" w:w="80"/>
+              <w:right w:type="dxa" w:w="100"/>
+            </w:tcMar>
+            <w:vAlign w:val="top"/>
+          </w:tcPr>
           <w:p>
             <w:pPr>
               <w:spacing w:after="40"/>
-            </w:pPr>
-            <w:r>
-              <w:rPr>
-                <w:sz w:val="21"/>
-                <w:szCs w:val="21"/>
-              </w:rPr>
-              <w:t xml:space="preserve">A bar graph that groups data into equal ranges. The bars touch.</w:t>
-            </w:r>
-          </w:p>
-          <w:p>
-            <w:pPr>
-              <w:spacing w:after="0"/>
-            </w:pPr>
-            <w:r>
-              <w:rPr>
-                <w:b/>
-                <w:bCs/>
-                <w:color w:val="1FA6A2"/>
-                <w:sz w:val="18"/>
-                <w:szCs w:val="18"/>
-              </w:rPr>
-              <w:t xml:space="preserve">Example:  </w:t>
-            </w:r>
-            <w:r>
-              <w:rPr>
-                <w:i/>
-                <w:iCs/>
-                <w:color w:val="5F6F80"/>
-                <w:sz w:val="18"/>
-                <w:szCs w:val="18"/>
-              </w:rPr>
-              <w:t xml:space="preserve">Bars side by side: 0-9 pts (3 players), 10-19 pts (8 players), 20-29 pts (4 players)</w:t>
-            </w:r>
-          </w:p>
-        </w:tc>
-      </w:tr>
-    </w:tbl>
-    <w:tbl>
-      <w:tblPr>
-        <w:tblW w:type="pct" w:w="100%"/>
-        <w:tblBorders>
-          <w:top w:val="none" w:color="FFFFFF" w:sz="0"/>
-          <w:left w:val="none" w:color="FFFFFF" w:sz="0"/>
-          <w:bottom w:val="single" w:color="C7D2DD" w:sz="4"/>
-          <w:right w:val="none" w:color="FFFFFF" w:sz="0"/>
-          <w:insideH w:val="none" w:color="FFFFFF" w:sz="0"/>
-          <w:insideV w:val="none" w:color="FFFFFF" w:sz="0"/>
-        </w:tblBorders>
-      </w:tblPr>
-      <w:tblGrid>
-        <w:gridCol w:w="1800"/>
-        <w:gridCol w:w="7560"/>
-      </w:tblGrid>
-      <w:tr>
-        <w:trPr>
-          <w:cantSplit/>
-        </w:trPr>
-        <w:tc>
-          <w:tcPr>
-            <w:tcW w:type="dxa" w:w="1800"/>
-            <w:tcMar>
-              <w:top w:type="dxa" w:w="100"/>
-              <w:left w:type="dxa" w:w="40"/>
-              <w:bottom w:type="dxa" w:w="100"/>
-              <w:right w:type="dxa" w:w="120"/>
-            </w:tcMar>
-            <w:vAlign w:val="center"/>
-          </w:tcPr>
-          <w:p>
-            <w:pPr>
-              <w:spacing w:after="0"/>
               <w:jc w:val="center"/>
             </w:pPr>
             <w:r>
               <w:drawing>
                 <wp:inline distT="0" distB="0" distL="0" distR="0">
-                  <wp:extent cx="1047750" cy="790575"/>
+                  <wp:extent cx="876300" cy="657225"/>
                   <wp:effectExtent t="0" r="0" b="0" l="0"/>
                   <wp:docPr id="1" name="" descr="" title=""/>
                   <wp:cNvGraphicFramePr>
@@ -639,7 +915,7 @@
                         <pic:spPr bwMode="auto">
                           <a:xfrm>
                             <a:off x="0" y="0"/>
-                            <a:ext cx="1047750" cy="790575"/>
+                            <a:ext cx="876300" cy="657225"/>
                           </a:xfrm>
                           <a:prstGeom prst="rect">
                             <a:avLst/>
@@ -652,32 +928,108 @@
               </w:drawing>
             </w:r>
           </w:p>
-        </w:tc>
-        <w:tc>
-          <w:tcPr>
-            <w:tcW w:type="dxa" w:w="7560"/>
-            <w:tcMar>
-              <w:top w:type="dxa" w:w="100"/>
-              <w:left w:type="dxa" w:w="40"/>
-              <w:bottom w:type="dxa" w:w="100"/>
-              <w:right w:type="dxa" w:w="40"/>
-            </w:tcMar>
-            <w:vAlign w:val="center"/>
-          </w:tcPr>
-          <w:p>
-            <w:pPr>
-              <w:spacing w:after="50"/>
+          <w:p>
+            <w:pPr>
+              <w:spacing w:after="0"/>
+            </w:pPr>
+            <w:r>
+              <w:rPr>
+                <w:i/>
+                <w:iCs/>
+                <w:color w:val="5F6F80"/>
+                <w:sz w:val="18"/>
+                <w:szCs w:val="18"/>
+              </w:rPr>
+              <w:t xml:space="preserve">If 5 players scored 10-19 points, the frequency for that interval is 5</w:t>
+            </w:r>
+          </w:p>
+        </w:tc>
+      </w:tr>
+      <w:tr>
+        <w:trPr>
+          <w:cantSplit/>
+        </w:trPr>
+        <w:tc>
+          <w:tcPr>
+            <w:tcW w:type="dxa" w:w="1800"/>
+            <w:tcMar>
+              <w:top w:type="dxa" w:w="80"/>
+              <w:left w:type="dxa" w:w="100"/>
+              <w:bottom w:type="dxa" w:w="80"/>
+              <w:right w:type="dxa" w:w="100"/>
+            </w:tcMar>
+            <w:vAlign w:val="top"/>
+          </w:tcPr>
+          <w:p>
+            <w:pPr>
+              <w:spacing w:after="30"/>
             </w:pPr>
             <w:r>
               <w:rPr>
                 <w:b/>
                 <w:bCs/>
                 <w:color w:val="12355B"/>
-                <w:sz w:val="24"/>
-                <w:szCs w:val="24"/>
-              </w:rPr>
-              <w:t xml:space="preserve">Frequency</w:t>
-            </w:r>
+                <w:sz w:val="21"/>
+                <w:szCs w:val="21"/>
+              </w:rPr>
+              <w:t xml:space="preserve">Interval</w:t>
+            </w:r>
+          </w:p>
+          <w:p>
+            <w:pPr>
+              <w:spacing w:after="0"/>
+            </w:pPr>
+            <w:r>
+              <w:rPr>
+                <w:i/>
+                <w:iCs/>
+                <w:color w:val="5F6F80"/>
+                <w:sz w:val="18"/>
+                <w:szCs w:val="18"/>
+              </w:rPr>
+              <w:t xml:space="preserve">Intervalo</w:t>
+            </w:r>
+          </w:p>
+        </w:tc>
+        <w:tc>
+          <w:tcPr>
+            <w:tcW w:type="dxa" w:w="3160"/>
+            <w:tcMar>
+              <w:top w:type="dxa" w:w="80"/>
+              <w:left w:type="dxa" w:w="100"/>
+              <w:bottom w:type="dxa" w:w="80"/>
+              <w:right w:type="dxa" w:w="100"/>
+            </w:tcMar>
+            <w:vAlign w:val="top"/>
+          </w:tcPr>
+          <w:p>
+            <w:pPr>
+              <w:spacing w:after="0"/>
+            </w:pPr>
+            <w:r>
+              <w:rPr>
+                <w:sz w:val="20"/>
+                <w:szCs w:val="20"/>
+              </w:rPr>
+              <w:t xml:space="preserve">A range of numbers used to group data.</w:t>
+            </w:r>
+          </w:p>
+        </w:tc>
+        <w:tc>
+          <w:tcPr>
+            <w:tcW w:type="dxa" w:w="2200"/>
+            <w:tcMar>
+              <w:top w:type="dxa" w:w="80"/>
+              <w:left w:type="dxa" w:w="100"/>
+              <w:bottom w:type="dxa" w:w="80"/>
+              <w:right w:type="dxa" w:w="100"/>
+            </w:tcMar>
+            <w:vAlign w:val="top"/>
+          </w:tcPr>
+          <w:p>
+            <w:pPr>
+              <w:spacing w:after="40"/>
+            </w:pPr>
             <w:r>
               <w:rPr>
                 <w:i/>
@@ -686,89 +1038,41 @@
                 <w:sz w:val="19"/>
                 <w:szCs w:val="19"/>
               </w:rPr>
-              <w:t xml:space="preserve">   Frecuencia</w:t>
-            </w:r>
-          </w:p>
+              <w:t xml:space="preserve">Not Interval: write a counter-example that breaks the definition.</w:t>
+            </w:r>
+          </w:p>
+          <w:p>
+            <w:pPr>
+              <w:pBdr>
+                <w:bottom w:val="single" w:color="AFBECC" w:sz="6"/>
+              </w:pBdr>
+              <w:spacing w:after="30" w:before="150"/>
+            </w:pPr>
+            <w:r>
+              <w:t xml:space="preserve"/>
+            </w:r>
+          </w:p>
+        </w:tc>
+        <w:tc>
+          <w:tcPr>
+            <w:tcW w:type="dxa" w:w="2200"/>
+            <w:tcMar>
+              <w:top w:type="dxa" w:w="80"/>
+              <w:left w:type="dxa" w:w="100"/>
+              <w:bottom w:type="dxa" w:w="80"/>
+              <w:right w:type="dxa" w:w="100"/>
+            </w:tcMar>
+            <w:vAlign w:val="top"/>
+          </w:tcPr>
           <w:p>
             <w:pPr>
               <w:spacing w:after="40"/>
-            </w:pPr>
-            <w:r>
-              <w:rPr>
-                <w:sz w:val="21"/>
-                <w:szCs w:val="21"/>
-              </w:rPr>
-              <w:t xml:space="preserve">How many times a value shows up.</w:t>
-            </w:r>
-          </w:p>
-          <w:p>
-            <w:pPr>
-              <w:spacing w:after="0"/>
-            </w:pPr>
-            <w:r>
-              <w:rPr>
-                <w:b/>
-                <w:bCs/>
-                <w:color w:val="1FA6A2"/>
-                <w:sz w:val="18"/>
-                <w:szCs w:val="18"/>
-              </w:rPr>
-              <w:t xml:space="preserve">Example:  </w:t>
-            </w:r>
-            <w:r>
-              <w:rPr>
-                <w:i/>
-                <w:iCs/>
-                <w:color w:val="5F6F80"/>
-                <w:sz w:val="18"/>
-                <w:szCs w:val="18"/>
-              </w:rPr>
-              <w:t xml:space="preserve">If 5 players scored 10-19 points, the frequency for that interval is 5</w:t>
-            </w:r>
-          </w:p>
-        </w:tc>
-      </w:tr>
-    </w:tbl>
-    <w:tbl>
-      <w:tblPr>
-        <w:tblW w:type="pct" w:w="100%"/>
-        <w:tblBorders>
-          <w:top w:val="none" w:color="FFFFFF" w:sz="0"/>
-          <w:left w:val="none" w:color="FFFFFF" w:sz="0"/>
-          <w:bottom w:val="single" w:color="C7D2DD" w:sz="4"/>
-          <w:right w:val="none" w:color="FFFFFF" w:sz="0"/>
-          <w:insideH w:val="none" w:color="FFFFFF" w:sz="0"/>
-          <w:insideV w:val="none" w:color="FFFFFF" w:sz="0"/>
-        </w:tblBorders>
-      </w:tblPr>
-      <w:tblGrid>
-        <w:gridCol w:w="1800"/>
-        <w:gridCol w:w="7560"/>
-      </w:tblGrid>
-      <w:tr>
-        <w:trPr>
-          <w:cantSplit/>
-        </w:trPr>
-        <w:tc>
-          <w:tcPr>
-            <w:tcW w:type="dxa" w:w="1800"/>
-            <w:tcMar>
-              <w:top w:type="dxa" w:w="100"/>
-              <w:left w:type="dxa" w:w="40"/>
-              <w:bottom w:type="dxa" w:w="100"/>
-              <w:right w:type="dxa" w:w="120"/>
-            </w:tcMar>
-            <w:vAlign w:val="center"/>
-          </w:tcPr>
-          <w:p>
-            <w:pPr>
-              <w:spacing w:after="0"/>
               <w:jc w:val="center"/>
             </w:pPr>
             <w:r>
               <w:drawing>
                 <wp:inline distT="0" distB="0" distL="0" distR="0">
-                  <wp:extent cx="1047750" cy="790575"/>
+                  <wp:extent cx="876300" cy="657225"/>
                   <wp:effectExtent t="0" r="0" b="0" l="0"/>
                   <wp:docPr id="1" name="" descr="" title=""/>
                   <wp:cNvGraphicFramePr>
@@ -793,7 +1097,7 @@
                         <pic:spPr bwMode="auto">
                           <a:xfrm>
                             <a:off x="0" y="0"/>
-                            <a:ext cx="1047750" cy="790575"/>
+                            <a:ext cx="876300" cy="657225"/>
                           </a:xfrm>
                           <a:prstGeom prst="rect">
                             <a:avLst/>
@@ -806,32 +1110,108 @@
               </w:drawing>
             </w:r>
           </w:p>
-        </w:tc>
-        <w:tc>
-          <w:tcPr>
-            <w:tcW w:type="dxa" w:w="7560"/>
-            <w:tcMar>
-              <w:top w:type="dxa" w:w="100"/>
-              <w:left w:type="dxa" w:w="40"/>
-              <w:bottom w:type="dxa" w:w="100"/>
-              <w:right w:type="dxa" w:w="40"/>
-            </w:tcMar>
-            <w:vAlign w:val="center"/>
-          </w:tcPr>
-          <w:p>
-            <w:pPr>
-              <w:spacing w:after="50"/>
+          <w:p>
+            <w:pPr>
+              <w:spacing w:after="0"/>
+            </w:pPr>
+            <w:r>
+              <w:rPr>
+                <w:i/>
+                <w:iCs/>
+                <w:color w:val="5F6F80"/>
+                <w:sz w:val="18"/>
+                <w:szCs w:val="18"/>
+              </w:rPr>
+              <w:t xml:space="preserve">0-9, 10-19, 20-29 are intervals of width 10 — each covers 10 values</w:t>
+            </w:r>
+          </w:p>
+        </w:tc>
+      </w:tr>
+      <w:tr>
+        <w:trPr>
+          <w:cantSplit/>
+        </w:trPr>
+        <w:tc>
+          <w:tcPr>
+            <w:tcW w:type="dxa" w:w="1800"/>
+            <w:tcMar>
+              <w:top w:type="dxa" w:w="80"/>
+              <w:left w:type="dxa" w:w="100"/>
+              <w:bottom w:type="dxa" w:w="80"/>
+              <w:right w:type="dxa" w:w="100"/>
+            </w:tcMar>
+            <w:vAlign w:val="top"/>
+          </w:tcPr>
+          <w:p>
+            <w:pPr>
+              <w:spacing w:after="30"/>
             </w:pPr>
             <w:r>
               <w:rPr>
                 <w:b/>
                 <w:bCs/>
                 <w:color w:val="12355B"/>
-                <w:sz w:val="24"/>
-                <w:szCs w:val="24"/>
-              </w:rPr>
-              <w:t xml:space="preserve">Interval</w:t>
-            </w:r>
+                <w:sz w:val="21"/>
+                <w:szCs w:val="21"/>
+              </w:rPr>
+              <w:t xml:space="preserve">Distribution</w:t>
+            </w:r>
+          </w:p>
+          <w:p>
+            <w:pPr>
+              <w:spacing w:after="0"/>
+            </w:pPr>
+            <w:r>
+              <w:rPr>
+                <w:i/>
+                <w:iCs/>
+                <w:color w:val="5F6F80"/>
+                <w:sz w:val="18"/>
+                <w:szCs w:val="18"/>
+              </w:rPr>
+              <w:t xml:space="preserve">Distribución</w:t>
+            </w:r>
+          </w:p>
+        </w:tc>
+        <w:tc>
+          <w:tcPr>
+            <w:tcW w:type="dxa" w:w="3160"/>
+            <w:tcMar>
+              <w:top w:type="dxa" w:w="80"/>
+              <w:left w:type="dxa" w:w="100"/>
+              <w:bottom w:type="dxa" w:w="80"/>
+              <w:right w:type="dxa" w:w="100"/>
+            </w:tcMar>
+            <w:vAlign w:val="top"/>
+          </w:tcPr>
+          <w:p>
+            <w:pPr>
+              <w:spacing w:after="0"/>
+            </w:pPr>
+            <w:r>
+              <w:rPr>
+                <w:sz w:val="20"/>
+                <w:szCs w:val="20"/>
+              </w:rPr>
+              <w:t xml:space="preserve">How the data is spread out.</w:t>
+            </w:r>
+          </w:p>
+        </w:tc>
+        <w:tc>
+          <w:tcPr>
+            <w:tcW w:type="dxa" w:w="2200"/>
+            <w:tcMar>
+              <w:top w:type="dxa" w:w="80"/>
+              <w:left w:type="dxa" w:w="100"/>
+              <w:bottom w:type="dxa" w:w="80"/>
+              <w:right w:type="dxa" w:w="100"/>
+            </w:tcMar>
+            <w:vAlign w:val="top"/>
+          </w:tcPr>
+          <w:p>
+            <w:pPr>
+              <w:spacing w:after="40"/>
+            </w:pPr>
             <w:r>
               <w:rPr>
                 <w:i/>
@@ -840,89 +1220,41 @@
                 <w:sz w:val="19"/>
                 <w:szCs w:val="19"/>
               </w:rPr>
-              <w:t xml:space="preserve">   Intervalo</w:t>
-            </w:r>
-          </w:p>
+              <w:t xml:space="preserve">Not Distribution: write a counter-example that breaks the definition.</w:t>
+            </w:r>
+          </w:p>
+          <w:p>
+            <w:pPr>
+              <w:pBdr>
+                <w:bottom w:val="single" w:color="AFBECC" w:sz="6"/>
+              </w:pBdr>
+              <w:spacing w:after="30" w:before="150"/>
+            </w:pPr>
+            <w:r>
+              <w:t xml:space="preserve"/>
+            </w:r>
+          </w:p>
+        </w:tc>
+        <w:tc>
+          <w:tcPr>
+            <w:tcW w:type="dxa" w:w="2200"/>
+            <w:tcMar>
+              <w:top w:type="dxa" w:w="80"/>
+              <w:left w:type="dxa" w:w="100"/>
+              <w:bottom w:type="dxa" w:w="80"/>
+              <w:right w:type="dxa" w:w="100"/>
+            </w:tcMar>
+            <w:vAlign w:val="top"/>
+          </w:tcPr>
           <w:p>
             <w:pPr>
               <w:spacing w:after="40"/>
-            </w:pPr>
-            <w:r>
-              <w:rPr>
-                <w:sz w:val="21"/>
-                <w:szCs w:val="21"/>
-              </w:rPr>
-              <w:t xml:space="preserve">A range of numbers used to group data.</w:t>
-            </w:r>
-          </w:p>
-          <w:p>
-            <w:pPr>
-              <w:spacing w:after="0"/>
-            </w:pPr>
-            <w:r>
-              <w:rPr>
-                <w:b/>
-                <w:bCs/>
-                <w:color w:val="1FA6A2"/>
-                <w:sz w:val="18"/>
-                <w:szCs w:val="18"/>
-              </w:rPr>
-              <w:t xml:space="preserve">Example:  </w:t>
-            </w:r>
-            <w:r>
-              <w:rPr>
-                <w:i/>
-                <w:iCs/>
-                <w:color w:val="5F6F80"/>
-                <w:sz w:val="18"/>
-                <w:szCs w:val="18"/>
-              </w:rPr>
-              <w:t xml:space="preserve">0-9, 10-19, 20-29 are intervals of width 10 — each covers 10 values</w:t>
-            </w:r>
-          </w:p>
-        </w:tc>
-      </w:tr>
-    </w:tbl>
-    <w:tbl>
-      <w:tblPr>
-        <w:tblW w:type="pct" w:w="100%"/>
-        <w:tblBorders>
-          <w:top w:val="none" w:color="FFFFFF" w:sz="0"/>
-          <w:left w:val="none" w:color="FFFFFF" w:sz="0"/>
-          <w:bottom w:val="single" w:color="C7D2DD" w:sz="4"/>
-          <w:right w:val="none" w:color="FFFFFF" w:sz="0"/>
-          <w:insideH w:val="none" w:color="FFFFFF" w:sz="0"/>
-          <w:insideV w:val="none" w:color="FFFFFF" w:sz="0"/>
-        </w:tblBorders>
-      </w:tblPr>
-      <w:tblGrid>
-        <w:gridCol w:w="1800"/>
-        <w:gridCol w:w="7560"/>
-      </w:tblGrid>
-      <w:tr>
-        <w:trPr>
-          <w:cantSplit/>
-        </w:trPr>
-        <w:tc>
-          <w:tcPr>
-            <w:tcW w:type="dxa" w:w="1800"/>
-            <w:tcMar>
-              <w:top w:type="dxa" w:w="100"/>
-              <w:left w:type="dxa" w:w="40"/>
-              <w:bottom w:type="dxa" w:w="100"/>
-              <w:right w:type="dxa" w:w="120"/>
-            </w:tcMar>
-            <w:vAlign w:val="center"/>
-          </w:tcPr>
-          <w:p>
-            <w:pPr>
-              <w:spacing w:after="0"/>
               <w:jc w:val="center"/>
             </w:pPr>
             <w:r>
               <w:drawing>
                 <wp:inline distT="0" distB="0" distL="0" distR="0">
-                  <wp:extent cx="1047750" cy="790575"/>
+                  <wp:extent cx="876300" cy="657225"/>
                   <wp:effectExtent t="0" r="0" b="0" l="0"/>
                   <wp:docPr id="1" name="" descr="" title=""/>
                   <wp:cNvGraphicFramePr>
@@ -947,7 +1279,7 @@
                         <pic:spPr bwMode="auto">
                           <a:xfrm>
                             <a:off x="0" y="0"/>
-                            <a:ext cx="1047750" cy="790575"/>
+                            <a:ext cx="876300" cy="657225"/>
                           </a:xfrm>
                           <a:prstGeom prst="rect">
                             <a:avLst/>
@@ -960,32 +1292,108 @@
               </w:drawing>
             </w:r>
           </w:p>
-        </w:tc>
-        <w:tc>
-          <w:tcPr>
-            <w:tcW w:type="dxa" w:w="7560"/>
-            <w:tcMar>
-              <w:top w:type="dxa" w:w="100"/>
-              <w:left w:type="dxa" w:w="40"/>
-              <w:bottom w:type="dxa" w:w="100"/>
-              <w:right w:type="dxa" w:w="40"/>
-            </w:tcMar>
-            <w:vAlign w:val="center"/>
-          </w:tcPr>
-          <w:p>
-            <w:pPr>
-              <w:spacing w:after="50"/>
+          <w:p>
+            <w:pPr>
+              <w:spacing w:after="0"/>
+            </w:pPr>
+            <w:r>
+              <w:rPr>
+                <w:i/>
+                <w:iCs/>
+                <w:color w:val="5F6F80"/>
+                <w:sz w:val="18"/>
+                <w:szCs w:val="18"/>
+              </w:rPr>
+              <w:t xml:space="preserve">Most data in the middle with fewer at the ends = bell-shaped; most on one side with a tail = skewed</w:t>
+            </w:r>
+          </w:p>
+        </w:tc>
+      </w:tr>
+      <w:tr>
+        <w:trPr>
+          <w:cantSplit/>
+        </w:trPr>
+        <w:tc>
+          <w:tcPr>
+            <w:tcW w:type="dxa" w:w="1800"/>
+            <w:tcMar>
+              <w:top w:type="dxa" w:w="80"/>
+              <w:left w:type="dxa" w:w="100"/>
+              <w:bottom w:type="dxa" w:w="80"/>
+              <w:right w:type="dxa" w:w="100"/>
+            </w:tcMar>
+            <w:vAlign w:val="top"/>
+          </w:tcPr>
+          <w:p>
+            <w:pPr>
+              <w:spacing w:after="30"/>
             </w:pPr>
             <w:r>
               <w:rPr>
                 <w:b/>
                 <w:bCs/>
                 <w:color w:val="12355B"/>
-                <w:sz w:val="24"/>
-                <w:szCs w:val="24"/>
-              </w:rPr>
-              <w:t xml:space="preserve">Distribution</w:t>
-            </w:r>
+                <w:sz w:val="21"/>
+                <w:szCs w:val="21"/>
+              </w:rPr>
+              <w:t xml:space="preserve">Variability</w:t>
+            </w:r>
+          </w:p>
+          <w:p>
+            <w:pPr>
+              <w:spacing w:after="0"/>
+            </w:pPr>
+            <w:r>
+              <w:rPr>
+                <w:i/>
+                <w:iCs/>
+                <w:color w:val="5F6F80"/>
+                <w:sz w:val="18"/>
+                <w:szCs w:val="18"/>
+              </w:rPr>
+              <w:t xml:space="preserve">Variabilidad</w:t>
+            </w:r>
+          </w:p>
+        </w:tc>
+        <w:tc>
+          <w:tcPr>
+            <w:tcW w:type="dxa" w:w="3160"/>
+            <w:tcMar>
+              <w:top w:type="dxa" w:w="80"/>
+              <w:left w:type="dxa" w:w="100"/>
+              <w:bottom w:type="dxa" w:w="80"/>
+              <w:right w:type="dxa" w:w="100"/>
+            </w:tcMar>
+            <w:vAlign w:val="top"/>
+          </w:tcPr>
+          <w:p>
+            <w:pPr>
+              <w:spacing w:after="0"/>
+            </w:pPr>
+            <w:r>
+              <w:rPr>
+                <w:sz w:val="20"/>
+                <w:szCs w:val="20"/>
+              </w:rPr>
+              <w:t xml:space="preserve">How spread out the numbers are.</w:t>
+            </w:r>
+          </w:p>
+        </w:tc>
+        <w:tc>
+          <w:tcPr>
+            <w:tcW w:type="dxa" w:w="2200"/>
+            <w:tcMar>
+              <w:top w:type="dxa" w:w="80"/>
+              <w:left w:type="dxa" w:w="100"/>
+              <w:bottom w:type="dxa" w:w="80"/>
+              <w:right w:type="dxa" w:w="100"/>
+            </w:tcMar>
+            <w:vAlign w:val="top"/>
+          </w:tcPr>
+          <w:p>
+            <w:pPr>
+              <w:spacing w:after="40"/>
+            </w:pPr>
             <w:r>
               <w:rPr>
                 <w:i/>
@@ -994,89 +1402,41 @@
                 <w:sz w:val="19"/>
                 <w:szCs w:val="19"/>
               </w:rPr>
-              <w:t xml:space="preserve">   Distribución</w:t>
-            </w:r>
-          </w:p>
+              <w:t xml:space="preserve">Not Variability: write a counter-example that breaks the definition.</w:t>
+            </w:r>
+          </w:p>
+          <w:p>
+            <w:pPr>
+              <w:pBdr>
+                <w:bottom w:val="single" w:color="AFBECC" w:sz="6"/>
+              </w:pBdr>
+              <w:spacing w:after="30" w:before="150"/>
+            </w:pPr>
+            <w:r>
+              <w:t xml:space="preserve"/>
+            </w:r>
+          </w:p>
+        </w:tc>
+        <w:tc>
+          <w:tcPr>
+            <w:tcW w:type="dxa" w:w="2200"/>
+            <w:tcMar>
+              <w:top w:type="dxa" w:w="80"/>
+              <w:left w:type="dxa" w:w="100"/>
+              <w:bottom w:type="dxa" w:w="80"/>
+              <w:right w:type="dxa" w:w="100"/>
+            </w:tcMar>
+            <w:vAlign w:val="top"/>
+          </w:tcPr>
           <w:p>
             <w:pPr>
               <w:spacing w:after="40"/>
-            </w:pPr>
-            <w:r>
-              <w:rPr>
-                <w:sz w:val="21"/>
-                <w:szCs w:val="21"/>
-              </w:rPr>
-              <w:t xml:space="preserve">How the data is spread out.</w:t>
-            </w:r>
-          </w:p>
-          <w:p>
-            <w:pPr>
-              <w:spacing w:after="0"/>
-            </w:pPr>
-            <w:r>
-              <w:rPr>
-                <w:b/>
-                <w:bCs/>
-                <w:color w:val="1FA6A2"/>
-                <w:sz w:val="18"/>
-                <w:szCs w:val="18"/>
-              </w:rPr>
-              <w:t xml:space="preserve">Example:  </w:t>
-            </w:r>
-            <w:r>
-              <w:rPr>
-                <w:i/>
-                <w:iCs/>
-                <w:color w:val="5F6F80"/>
-                <w:sz w:val="18"/>
-                <w:szCs w:val="18"/>
-              </w:rPr>
-              <w:t xml:space="preserve">Most data in the middle with fewer at the ends = bell-shaped; most on one side with a tail = skewed</w:t>
-            </w:r>
-          </w:p>
-        </w:tc>
-      </w:tr>
-    </w:tbl>
-    <w:tbl>
-      <w:tblPr>
-        <w:tblW w:type="pct" w:w="100%"/>
-        <w:tblBorders>
-          <w:top w:val="none" w:color="FFFFFF" w:sz="0"/>
-          <w:left w:val="none" w:color="FFFFFF" w:sz="0"/>
-          <w:bottom w:val="single" w:color="C7D2DD" w:sz="4"/>
-          <w:right w:val="none" w:color="FFFFFF" w:sz="0"/>
-          <w:insideH w:val="none" w:color="FFFFFF" w:sz="0"/>
-          <w:insideV w:val="none" w:color="FFFFFF" w:sz="0"/>
-        </w:tblBorders>
-      </w:tblPr>
-      <w:tblGrid>
-        <w:gridCol w:w="1800"/>
-        <w:gridCol w:w="7560"/>
-      </w:tblGrid>
-      <w:tr>
-        <w:trPr>
-          <w:cantSplit/>
-        </w:trPr>
-        <w:tc>
-          <w:tcPr>
-            <w:tcW w:type="dxa" w:w="1800"/>
-            <w:tcMar>
-              <w:top w:type="dxa" w:w="100"/>
-              <w:left w:type="dxa" w:w="40"/>
-              <w:bottom w:type="dxa" w:w="100"/>
-              <w:right w:type="dxa" w:w="120"/>
-            </w:tcMar>
-            <w:vAlign w:val="center"/>
-          </w:tcPr>
-          <w:p>
-            <w:pPr>
-              <w:spacing w:after="0"/>
               <w:jc w:val="center"/>
             </w:pPr>
             <w:r>
               <w:drawing>
                 <wp:inline distT="0" distB="0" distL="0" distR="0">
-                  <wp:extent cx="1047750" cy="790575"/>
+                  <wp:extent cx="876300" cy="657225"/>
                   <wp:effectExtent t="0" r="0" b="0" l="0"/>
                   <wp:docPr id="1" name="" descr="" title=""/>
                   <wp:cNvGraphicFramePr>
@@ -1101,7 +1461,7 @@
                         <pic:spPr bwMode="auto">
                           <a:xfrm>
                             <a:off x="0" y="0"/>
-                            <a:ext cx="1047750" cy="790575"/>
+                            <a:ext cx="876300" cy="657225"/>
                           </a:xfrm>
                           <a:prstGeom prst="rect">
                             <a:avLst/>
@@ -1114,32 +1474,108 @@
               </w:drawing>
             </w:r>
           </w:p>
-        </w:tc>
-        <w:tc>
-          <w:tcPr>
-            <w:tcW w:type="dxa" w:w="7560"/>
-            <w:tcMar>
-              <w:top w:type="dxa" w:w="100"/>
-              <w:left w:type="dxa" w:w="40"/>
-              <w:bottom w:type="dxa" w:w="100"/>
-              <w:right w:type="dxa" w:w="40"/>
-            </w:tcMar>
-            <w:vAlign w:val="center"/>
-          </w:tcPr>
-          <w:p>
-            <w:pPr>
-              <w:spacing w:after="50"/>
+          <w:p>
+            <w:pPr>
+              <w:spacing w:after="0"/>
+            </w:pPr>
+            <w:r>
+              <w:rPr>
+                <w:i/>
+                <w:iCs/>
+                <w:color w:val="5F6F80"/>
+                <w:sz w:val="18"/>
+                <w:szCs w:val="18"/>
+              </w:rPr>
+              <w:t xml:space="preserve">Data in just 2 intervals = low variability. Data across 6 intervals = high variability</w:t>
+            </w:r>
+          </w:p>
+        </w:tc>
+      </w:tr>
+      <w:tr>
+        <w:trPr>
+          <w:cantSplit/>
+        </w:trPr>
+        <w:tc>
+          <w:tcPr>
+            <w:tcW w:type="dxa" w:w="1800"/>
+            <w:tcMar>
+              <w:top w:type="dxa" w:w="80"/>
+              <w:left w:type="dxa" w:w="100"/>
+              <w:bottom w:type="dxa" w:w="80"/>
+              <w:right w:type="dxa" w:w="100"/>
+            </w:tcMar>
+            <w:vAlign w:val="top"/>
+          </w:tcPr>
+          <w:p>
+            <w:pPr>
+              <w:spacing w:after="30"/>
             </w:pPr>
             <w:r>
               <w:rPr>
                 <w:b/>
                 <w:bCs/>
                 <w:color w:val="12355B"/>
-                <w:sz w:val="24"/>
-                <w:szCs w:val="24"/>
-              </w:rPr>
-              <w:t xml:space="preserve">Variability</w:t>
-            </w:r>
+                <w:sz w:val="21"/>
+                <w:szCs w:val="21"/>
+              </w:rPr>
+              <w:t xml:space="preserve">Frequency table</w:t>
+            </w:r>
+          </w:p>
+          <w:p>
+            <w:pPr>
+              <w:spacing w:after="0"/>
+            </w:pPr>
+            <w:r>
+              <w:rPr>
+                <w:i/>
+                <w:iCs/>
+                <w:color w:val="5F6F80"/>
+                <w:sz w:val="18"/>
+                <w:szCs w:val="18"/>
+              </w:rPr>
+              <w:t xml:space="preserve">Tabla de frecuencias</w:t>
+            </w:r>
+          </w:p>
+        </w:tc>
+        <w:tc>
+          <w:tcPr>
+            <w:tcW w:type="dxa" w:w="3160"/>
+            <w:tcMar>
+              <w:top w:type="dxa" w:w="80"/>
+              <w:left w:type="dxa" w:w="100"/>
+              <w:bottom w:type="dxa" w:w="80"/>
+              <w:right w:type="dxa" w:w="100"/>
+            </w:tcMar>
+            <w:vAlign w:val="top"/>
+          </w:tcPr>
+          <w:p>
+            <w:pPr>
+              <w:spacing w:after="0"/>
+            </w:pPr>
+            <w:r>
+              <w:rPr>
+                <w:sz w:val="20"/>
+                <w:szCs w:val="20"/>
+              </w:rPr>
+              <w:t xml:space="preserve">A table that lists each interval and how many values fall in it.</w:t>
+            </w:r>
+          </w:p>
+        </w:tc>
+        <w:tc>
+          <w:tcPr>
+            <w:tcW w:type="dxa" w:w="2200"/>
+            <w:tcMar>
+              <w:top w:type="dxa" w:w="80"/>
+              <w:left w:type="dxa" w:w="100"/>
+              <w:bottom w:type="dxa" w:w="80"/>
+              <w:right w:type="dxa" w:w="100"/>
+            </w:tcMar>
+            <w:vAlign w:val="top"/>
+          </w:tcPr>
+          <w:p>
+            <w:pPr>
+              <w:spacing w:after="40"/>
+            </w:pPr>
             <w:r>
               <w:rPr>
                 <w:i/>
@@ -1148,89 +1584,41 @@
                 <w:sz w:val="19"/>
                 <w:szCs w:val="19"/>
               </w:rPr>
-              <w:t xml:space="preserve">   Variabilidad</w:t>
-            </w:r>
-          </w:p>
+              <w:t xml:space="preserve">Not Frequency table: write a counter-example that breaks the definition.</w:t>
+            </w:r>
+          </w:p>
+          <w:p>
+            <w:pPr>
+              <w:pBdr>
+                <w:bottom w:val="single" w:color="AFBECC" w:sz="6"/>
+              </w:pBdr>
+              <w:spacing w:after="30" w:before="150"/>
+            </w:pPr>
+            <w:r>
+              <w:t xml:space="preserve"/>
+            </w:r>
+          </w:p>
+        </w:tc>
+        <w:tc>
+          <w:tcPr>
+            <w:tcW w:type="dxa" w:w="2200"/>
+            <w:tcMar>
+              <w:top w:type="dxa" w:w="80"/>
+              <w:left w:type="dxa" w:w="100"/>
+              <w:bottom w:type="dxa" w:w="80"/>
+              <w:right w:type="dxa" w:w="100"/>
+            </w:tcMar>
+            <w:vAlign w:val="top"/>
+          </w:tcPr>
           <w:p>
             <w:pPr>
               <w:spacing w:after="40"/>
-            </w:pPr>
-            <w:r>
-              <w:rPr>
-                <w:sz w:val="21"/>
-                <w:szCs w:val="21"/>
-              </w:rPr>
-              <w:t xml:space="preserve">How spread out the numbers are.</w:t>
-            </w:r>
-          </w:p>
-          <w:p>
-            <w:pPr>
-              <w:spacing w:after="0"/>
-            </w:pPr>
-            <w:r>
-              <w:rPr>
-                <w:b/>
-                <w:bCs/>
-                <w:color w:val="1FA6A2"/>
-                <w:sz w:val="18"/>
-                <w:szCs w:val="18"/>
-              </w:rPr>
-              <w:t xml:space="preserve">Example:  </w:t>
-            </w:r>
-            <w:r>
-              <w:rPr>
-                <w:i/>
-                <w:iCs/>
-                <w:color w:val="5F6F80"/>
-                <w:sz w:val="18"/>
-                <w:szCs w:val="18"/>
-              </w:rPr>
-              <w:t xml:space="preserve">Data in just 2 intervals = low variability. Data across 6 intervals = high variability</w:t>
-            </w:r>
-          </w:p>
-        </w:tc>
-      </w:tr>
-    </w:tbl>
-    <w:tbl>
-      <w:tblPr>
-        <w:tblW w:type="pct" w:w="100%"/>
-        <w:tblBorders>
-          <w:top w:val="none" w:color="FFFFFF" w:sz="0"/>
-          <w:left w:val="none" w:color="FFFFFF" w:sz="0"/>
-          <w:bottom w:val="single" w:color="C7D2DD" w:sz="4"/>
-          <w:right w:val="none" w:color="FFFFFF" w:sz="0"/>
-          <w:insideH w:val="none" w:color="FFFFFF" w:sz="0"/>
-          <w:insideV w:val="none" w:color="FFFFFF" w:sz="0"/>
-        </w:tblBorders>
-      </w:tblPr>
-      <w:tblGrid>
-        <w:gridCol w:w="1800"/>
-        <w:gridCol w:w="7560"/>
-      </w:tblGrid>
-      <w:tr>
-        <w:trPr>
-          <w:cantSplit/>
-        </w:trPr>
-        <w:tc>
-          <w:tcPr>
-            <w:tcW w:type="dxa" w:w="1800"/>
-            <w:tcMar>
-              <w:top w:type="dxa" w:w="100"/>
-              <w:left w:type="dxa" w:w="40"/>
-              <w:bottom w:type="dxa" w:w="100"/>
-              <w:right w:type="dxa" w:w="120"/>
-            </w:tcMar>
-            <w:vAlign w:val="center"/>
-          </w:tcPr>
-          <w:p>
-            <w:pPr>
-              <w:spacing w:after="0"/>
               <w:jc w:val="center"/>
             </w:pPr>
             <w:r>
               <w:drawing>
                 <wp:inline distT="0" distB="0" distL="0" distR="0">
-                  <wp:extent cx="1047750" cy="790575"/>
+                  <wp:extent cx="876300" cy="657225"/>
                   <wp:effectExtent t="0" r="0" b="0" l="0"/>
                   <wp:docPr id="1" name="" descr="" title=""/>
                   <wp:cNvGraphicFramePr>
@@ -1255,7 +1643,7 @@
                         <pic:spPr bwMode="auto">
                           <a:xfrm>
                             <a:off x="0" y="0"/>
-                            <a:ext cx="1047750" cy="790575"/>
+                            <a:ext cx="876300" cy="657225"/>
                           </a:xfrm>
                           <a:prstGeom prst="rect">
                             <a:avLst/>
@@ -1268,32 +1656,108 @@
               </w:drawing>
             </w:r>
           </w:p>
-        </w:tc>
-        <w:tc>
-          <w:tcPr>
-            <w:tcW w:type="dxa" w:w="7560"/>
-            <w:tcMar>
-              <w:top w:type="dxa" w:w="100"/>
-              <w:left w:type="dxa" w:w="40"/>
-              <w:bottom w:type="dxa" w:w="100"/>
-              <w:right w:type="dxa" w:w="40"/>
-            </w:tcMar>
-            <w:vAlign w:val="center"/>
-          </w:tcPr>
-          <w:p>
-            <w:pPr>
-              <w:spacing w:after="50"/>
+          <w:p>
+            <w:pPr>
+              <w:spacing w:after="0"/>
+            </w:pPr>
+            <w:r>
+              <w:rPr>
+                <w:i/>
+                <w:iCs/>
+                <w:color w:val="5F6F80"/>
+                <w:sz w:val="18"/>
+                <w:szCs w:val="18"/>
+              </w:rPr>
+              <w:t xml:space="preserve">10–19 . . . 3 means three values are between 10 and 19.</w:t>
+            </w:r>
+          </w:p>
+        </w:tc>
+      </w:tr>
+      <w:tr>
+        <w:trPr>
+          <w:cantSplit/>
+        </w:trPr>
+        <w:tc>
+          <w:tcPr>
+            <w:tcW w:type="dxa" w:w="1800"/>
+            <w:tcMar>
+              <w:top w:type="dxa" w:w="80"/>
+              <w:left w:type="dxa" w:w="100"/>
+              <w:bottom w:type="dxa" w:w="80"/>
+              <w:right w:type="dxa" w:w="100"/>
+            </w:tcMar>
+            <w:vAlign w:val="top"/>
+          </w:tcPr>
+          <w:p>
+            <w:pPr>
+              <w:spacing w:after="30"/>
             </w:pPr>
             <w:r>
               <w:rPr>
                 <w:b/>
                 <w:bCs/>
                 <w:color w:val="12355B"/>
-                <w:sz w:val="24"/>
-                <w:szCs w:val="24"/>
-              </w:rPr>
-              <w:t xml:space="preserve">Frequency table</w:t>
-            </w:r>
+                <w:sz w:val="21"/>
+                <w:szCs w:val="21"/>
+              </w:rPr>
+              <w:t xml:space="preserve">Shape of the data</w:t>
+            </w:r>
+          </w:p>
+          <w:p>
+            <w:pPr>
+              <w:spacing w:after="0"/>
+            </w:pPr>
+            <w:r>
+              <w:rPr>
+                <w:i/>
+                <w:iCs/>
+                <w:color w:val="5F6F80"/>
+                <w:sz w:val="18"/>
+                <w:szCs w:val="18"/>
+              </w:rPr>
+              <w:t xml:space="preserve">Forma de los datos</w:t>
+            </w:r>
+          </w:p>
+        </w:tc>
+        <w:tc>
+          <w:tcPr>
+            <w:tcW w:type="dxa" w:w="3160"/>
+            <w:tcMar>
+              <w:top w:type="dxa" w:w="80"/>
+              <w:left w:type="dxa" w:w="100"/>
+              <w:bottom w:type="dxa" w:w="80"/>
+              <w:right w:type="dxa" w:w="100"/>
+            </w:tcMar>
+            <w:vAlign w:val="top"/>
+          </w:tcPr>
+          <w:p>
+            <w:pPr>
+              <w:spacing w:after="0"/>
+            </w:pPr>
+            <w:r>
+              <w:rPr>
+                <w:sz w:val="20"/>
+                <w:szCs w:val="20"/>
+              </w:rPr>
+              <w:t xml:space="preserve">The pattern the bars or dots make across the intervals.</w:t>
+            </w:r>
+          </w:p>
+        </w:tc>
+        <w:tc>
+          <w:tcPr>
+            <w:tcW w:type="dxa" w:w="2200"/>
+            <w:tcMar>
+              <w:top w:type="dxa" w:w="80"/>
+              <w:left w:type="dxa" w:w="100"/>
+              <w:bottom w:type="dxa" w:w="80"/>
+              <w:right w:type="dxa" w:w="100"/>
+            </w:tcMar>
+            <w:vAlign w:val="top"/>
+          </w:tcPr>
+          <w:p>
+            <w:pPr>
+              <w:spacing w:after="40"/>
+            </w:pPr>
             <w:r>
               <w:rPr>
                 <w:i/>
@@ -1302,89 +1766,41 @@
                 <w:sz w:val="19"/>
                 <w:szCs w:val="19"/>
               </w:rPr>
-              <w:t xml:space="preserve">   Tabla de frecuencias</w:t>
-            </w:r>
-          </w:p>
+              <w:t xml:space="preserve">Not Shape of the data: write a counter-example that breaks the definition.</w:t>
+            </w:r>
+          </w:p>
+          <w:p>
+            <w:pPr>
+              <w:pBdr>
+                <w:bottom w:val="single" w:color="AFBECC" w:sz="6"/>
+              </w:pBdr>
+              <w:spacing w:after="30" w:before="150"/>
+            </w:pPr>
+            <w:r>
+              <w:t xml:space="preserve"/>
+            </w:r>
+          </w:p>
+        </w:tc>
+        <w:tc>
+          <w:tcPr>
+            <w:tcW w:type="dxa" w:w="2200"/>
+            <w:tcMar>
+              <w:top w:type="dxa" w:w="80"/>
+              <w:left w:type="dxa" w:w="100"/>
+              <w:bottom w:type="dxa" w:w="80"/>
+              <w:right w:type="dxa" w:w="100"/>
+            </w:tcMar>
+            <w:vAlign w:val="top"/>
+          </w:tcPr>
           <w:p>
             <w:pPr>
               <w:spacing w:after="40"/>
-            </w:pPr>
-            <w:r>
-              <w:rPr>
-                <w:sz w:val="21"/>
-                <w:szCs w:val="21"/>
-              </w:rPr>
-              <w:t xml:space="preserve">A table that lists each interval and how many values fall in it.</w:t>
-            </w:r>
-          </w:p>
-          <w:p>
-            <w:pPr>
-              <w:spacing w:after="0"/>
-            </w:pPr>
-            <w:r>
-              <w:rPr>
-                <w:b/>
-                <w:bCs/>
-                <w:color w:val="1FA6A2"/>
-                <w:sz w:val="18"/>
-                <w:szCs w:val="18"/>
-              </w:rPr>
-              <w:t xml:space="preserve">Example:  </w:t>
-            </w:r>
-            <w:r>
-              <w:rPr>
-                <w:i/>
-                <w:iCs/>
-                <w:color w:val="5F6F80"/>
-                <w:sz w:val="18"/>
-                <w:szCs w:val="18"/>
-              </w:rPr>
-              <w:t xml:space="preserve">10–19 . . . 3 means three values are between 10 and 19.</w:t>
-            </w:r>
-          </w:p>
-        </w:tc>
-      </w:tr>
-    </w:tbl>
-    <w:tbl>
-      <w:tblPr>
-        <w:tblW w:type="pct" w:w="100%"/>
-        <w:tblBorders>
-          <w:top w:val="none" w:color="FFFFFF" w:sz="0"/>
-          <w:left w:val="none" w:color="FFFFFF" w:sz="0"/>
-          <w:bottom w:val="single" w:color="C7D2DD" w:sz="4"/>
-          <w:right w:val="none" w:color="FFFFFF" w:sz="0"/>
-          <w:insideH w:val="none" w:color="FFFFFF" w:sz="0"/>
-          <w:insideV w:val="none" w:color="FFFFFF" w:sz="0"/>
-        </w:tblBorders>
-      </w:tblPr>
-      <w:tblGrid>
-        <w:gridCol w:w="1800"/>
-        <w:gridCol w:w="7560"/>
-      </w:tblGrid>
-      <w:tr>
-        <w:trPr>
-          <w:cantSplit/>
-        </w:trPr>
-        <w:tc>
-          <w:tcPr>
-            <w:tcW w:type="dxa" w:w="1800"/>
-            <w:tcMar>
-              <w:top w:type="dxa" w:w="100"/>
-              <w:left w:type="dxa" w:w="40"/>
-              <w:bottom w:type="dxa" w:w="100"/>
-              <w:right w:type="dxa" w:w="120"/>
-            </w:tcMar>
-            <w:vAlign w:val="center"/>
-          </w:tcPr>
-          <w:p>
-            <w:pPr>
-              <w:spacing w:after="0"/>
               <w:jc w:val="center"/>
             </w:pPr>
             <w:r>
               <w:drawing>
                 <wp:inline distT="0" distB="0" distL="0" distR="0">
-                  <wp:extent cx="1047750" cy="790575"/>
+                  <wp:extent cx="876300" cy="657225"/>
                   <wp:effectExtent t="0" r="0" b="0" l="0"/>
                   <wp:docPr id="1" name="" descr="" title=""/>
                   <wp:cNvGraphicFramePr>
@@ -1409,7 +1825,7 @@
                         <pic:spPr bwMode="auto">
                           <a:xfrm>
                             <a:off x="0" y="0"/>
-                            <a:ext cx="1047750" cy="790575"/>
+                            <a:ext cx="876300" cy="657225"/>
                           </a:xfrm>
                           <a:prstGeom prst="rect">
                             <a:avLst/>
@@ -1422,32 +1838,108 @@
               </w:drawing>
             </w:r>
           </w:p>
-        </w:tc>
-        <w:tc>
-          <w:tcPr>
-            <w:tcW w:type="dxa" w:w="7560"/>
-            <w:tcMar>
-              <w:top w:type="dxa" w:w="100"/>
-              <w:left w:type="dxa" w:w="40"/>
-              <w:bottom w:type="dxa" w:w="100"/>
-              <w:right w:type="dxa" w:w="40"/>
-            </w:tcMar>
-            <w:vAlign w:val="center"/>
-          </w:tcPr>
-          <w:p>
-            <w:pPr>
-              <w:spacing w:after="50"/>
+          <w:p>
+            <w:pPr>
+              <w:spacing w:after="0"/>
+            </w:pPr>
+            <w:r>
+              <w:rPr>
+                <w:i/>
+                <w:iCs/>
+                <w:color w:val="5F6F80"/>
+                <w:sz w:val="18"/>
+                <w:szCs w:val="18"/>
+              </w:rPr>
+              <w:t xml:space="preserve">Tall in the middle and short on both sides is one shape.</w:t>
+            </w:r>
+          </w:p>
+        </w:tc>
+      </w:tr>
+      <w:tr>
+        <w:trPr>
+          <w:cantSplit/>
+        </w:trPr>
+        <w:tc>
+          <w:tcPr>
+            <w:tcW w:type="dxa" w:w="1800"/>
+            <w:tcMar>
+              <w:top w:type="dxa" w:w="80"/>
+              <w:left w:type="dxa" w:w="100"/>
+              <w:bottom w:type="dxa" w:w="80"/>
+              <w:right w:type="dxa" w:w="100"/>
+            </w:tcMar>
+            <w:vAlign w:val="top"/>
+          </w:tcPr>
+          <w:p>
+            <w:pPr>
+              <w:spacing w:after="30"/>
             </w:pPr>
             <w:r>
               <w:rPr>
                 <w:b/>
                 <w:bCs/>
                 <w:color w:val="12355B"/>
-                <w:sz w:val="24"/>
-                <w:szCs w:val="24"/>
-              </w:rPr>
-              <w:t xml:space="preserve">Shape of the data</w:t>
-            </w:r>
+                <w:sz w:val="21"/>
+                <w:szCs w:val="21"/>
+              </w:rPr>
+              <w:t xml:space="preserve">Peak</w:t>
+            </w:r>
+          </w:p>
+          <w:p>
+            <w:pPr>
+              <w:spacing w:after="0"/>
+            </w:pPr>
+            <w:r>
+              <w:rPr>
+                <w:i/>
+                <w:iCs/>
+                <w:color w:val="5F6F80"/>
+                <w:sz w:val="18"/>
+                <w:szCs w:val="18"/>
+              </w:rPr>
+              <w:t xml:space="preserve">Pico</w:t>
+            </w:r>
+          </w:p>
+        </w:tc>
+        <w:tc>
+          <w:tcPr>
+            <w:tcW w:type="dxa" w:w="3160"/>
+            <w:tcMar>
+              <w:top w:type="dxa" w:w="80"/>
+              <w:left w:type="dxa" w:w="100"/>
+              <w:bottom w:type="dxa" w:w="80"/>
+              <w:right w:type="dxa" w:w="100"/>
+            </w:tcMar>
+            <w:vAlign w:val="top"/>
+          </w:tcPr>
+          <w:p>
+            <w:pPr>
+              <w:spacing w:after="0"/>
+            </w:pPr>
+            <w:r>
+              <w:rPr>
+                <w:sz w:val="20"/>
+                <w:szCs w:val="20"/>
+              </w:rPr>
+              <w:t xml:space="preserve">The tallest bar or stack in a data display.</w:t>
+            </w:r>
+          </w:p>
+        </w:tc>
+        <w:tc>
+          <w:tcPr>
+            <w:tcW w:type="dxa" w:w="2200"/>
+            <w:tcMar>
+              <w:top w:type="dxa" w:w="80"/>
+              <w:left w:type="dxa" w:w="100"/>
+              <w:bottom w:type="dxa" w:w="80"/>
+              <w:right w:type="dxa" w:w="100"/>
+            </w:tcMar>
+            <w:vAlign w:val="top"/>
+          </w:tcPr>
+          <w:p>
+            <w:pPr>
+              <w:spacing w:after="40"/>
+            </w:pPr>
             <w:r>
               <w:rPr>
                 <w:i/>
@@ -1456,89 +1948,41 @@
                 <w:sz w:val="19"/>
                 <w:szCs w:val="19"/>
               </w:rPr>
-              <w:t xml:space="preserve">   Forma de los datos</w:t>
-            </w:r>
-          </w:p>
+              <w:t xml:space="preserve">Not Peak: write a counter-example that breaks the definition.</w:t>
+            </w:r>
+          </w:p>
+          <w:p>
+            <w:pPr>
+              <w:pBdr>
+                <w:bottom w:val="single" w:color="AFBECC" w:sz="6"/>
+              </w:pBdr>
+              <w:spacing w:after="30" w:before="150"/>
+            </w:pPr>
+            <w:r>
+              <w:t xml:space="preserve"/>
+            </w:r>
+          </w:p>
+        </w:tc>
+        <w:tc>
+          <w:tcPr>
+            <w:tcW w:type="dxa" w:w="2200"/>
+            <w:tcMar>
+              <w:top w:type="dxa" w:w="80"/>
+              <w:left w:type="dxa" w:w="100"/>
+              <w:bottom w:type="dxa" w:w="80"/>
+              <w:right w:type="dxa" w:w="100"/>
+            </w:tcMar>
+            <w:vAlign w:val="top"/>
+          </w:tcPr>
           <w:p>
             <w:pPr>
               <w:spacing w:after="40"/>
-            </w:pPr>
-            <w:r>
-              <w:rPr>
-                <w:sz w:val="21"/>
-                <w:szCs w:val="21"/>
-              </w:rPr>
-              <w:t xml:space="preserve">The pattern the bars or dots make across the intervals.</w:t>
-            </w:r>
-          </w:p>
-          <w:p>
-            <w:pPr>
-              <w:spacing w:after="0"/>
-            </w:pPr>
-            <w:r>
-              <w:rPr>
-                <w:b/>
-                <w:bCs/>
-                <w:color w:val="1FA6A2"/>
-                <w:sz w:val="18"/>
-                <w:szCs w:val="18"/>
-              </w:rPr>
-              <w:t xml:space="preserve">Example:  </w:t>
-            </w:r>
-            <w:r>
-              <w:rPr>
-                <w:i/>
-                <w:iCs/>
-                <w:color w:val="5F6F80"/>
-                <w:sz w:val="18"/>
-                <w:szCs w:val="18"/>
-              </w:rPr>
-              <w:t xml:space="preserve">Tall in the middle and short on both sides is one shape.</w:t>
-            </w:r>
-          </w:p>
-        </w:tc>
-      </w:tr>
-    </w:tbl>
-    <w:tbl>
-      <w:tblPr>
-        <w:tblW w:type="pct" w:w="100%"/>
-        <w:tblBorders>
-          <w:top w:val="none" w:color="FFFFFF" w:sz="0"/>
-          <w:left w:val="none" w:color="FFFFFF" w:sz="0"/>
-          <w:bottom w:val="single" w:color="C7D2DD" w:sz="4"/>
-          <w:right w:val="none" w:color="FFFFFF" w:sz="0"/>
-          <w:insideH w:val="none" w:color="FFFFFF" w:sz="0"/>
-          <w:insideV w:val="none" w:color="FFFFFF" w:sz="0"/>
-        </w:tblBorders>
-      </w:tblPr>
-      <w:tblGrid>
-        <w:gridCol w:w="1800"/>
-        <w:gridCol w:w="7560"/>
-      </w:tblGrid>
-      <w:tr>
-        <w:trPr>
-          <w:cantSplit/>
-        </w:trPr>
-        <w:tc>
-          <w:tcPr>
-            <w:tcW w:type="dxa" w:w="1800"/>
-            <w:tcMar>
-              <w:top w:type="dxa" w:w="100"/>
-              <w:left w:type="dxa" w:w="40"/>
-              <w:bottom w:type="dxa" w:w="100"/>
-              <w:right w:type="dxa" w:w="120"/>
-            </w:tcMar>
-            <w:vAlign w:val="center"/>
-          </w:tcPr>
-          <w:p>
-            <w:pPr>
-              <w:spacing w:after="0"/>
               <w:jc w:val="center"/>
             </w:pPr>
             <w:r>
               <w:drawing>
                 <wp:inline distT="0" distB="0" distL="0" distR="0">
-                  <wp:extent cx="1047750" cy="790575"/>
+                  <wp:extent cx="876300" cy="657225"/>
                   <wp:effectExtent t="0" r="0" b="0" l="0"/>
                   <wp:docPr id="1" name="" descr="" title=""/>
                   <wp:cNvGraphicFramePr>
@@ -1563,7 +2007,7 @@
                         <pic:spPr bwMode="auto">
                           <a:xfrm>
                             <a:off x="0" y="0"/>
-                            <a:ext cx="1047750" cy="790575"/>
+                            <a:ext cx="876300" cy="657225"/>
                           </a:xfrm>
                           <a:prstGeom prst="rect">
                             <a:avLst/>
@@ -1576,69 +2020,10 @@
               </w:drawing>
             </w:r>
           </w:p>
-        </w:tc>
-        <w:tc>
-          <w:tcPr>
-            <w:tcW w:type="dxa" w:w="7560"/>
-            <w:tcMar>
-              <w:top w:type="dxa" w:w="100"/>
-              <w:left w:type="dxa" w:w="40"/>
-              <w:bottom w:type="dxa" w:w="100"/>
-              <w:right w:type="dxa" w:w="40"/>
-            </w:tcMar>
-            <w:vAlign w:val="center"/>
-          </w:tcPr>
-          <w:p>
-            <w:pPr>
-              <w:spacing w:after="50"/>
-            </w:pPr>
-            <w:r>
-              <w:rPr>
-                <w:b/>
-                <w:bCs/>
-                <w:color w:val="12355B"/>
-                <w:sz w:val="24"/>
-                <w:szCs w:val="24"/>
-              </w:rPr>
-              <w:t xml:space="preserve">Peak</w:t>
-            </w:r>
-            <w:r>
-              <w:rPr>
-                <w:i/>
-                <w:iCs/>
-                <w:color w:val="5F6F80"/>
-                <w:sz w:val="19"/>
-                <w:szCs w:val="19"/>
-              </w:rPr>
-              <w:t xml:space="preserve">   Pico</w:t>
-            </w:r>
-          </w:p>
-          <w:p>
-            <w:pPr>
-              <w:spacing w:after="40"/>
-            </w:pPr>
-            <w:r>
-              <w:rPr>
-                <w:sz w:val="21"/>
-                <w:szCs w:val="21"/>
-              </w:rPr>
-              <w:t xml:space="preserve">The tallest bar or stack in a data display.</w:t>
-            </w:r>
-          </w:p>
           <w:p>
             <w:pPr>
               <w:spacing w:after="0"/>
             </w:pPr>
-            <w:r>
-              <w:rPr>
-                <w:b/>
-                <w:bCs/>
-                <w:color w:val="1FA6A2"/>
-                <w:sz w:val="18"/>
-                <w:szCs w:val="18"/>
-              </w:rPr>
-              <w:t xml:space="preserve">Example:  </w:t>
-            </w:r>
             <w:r>
               <w:rPr>
                 <w:i/>
@@ -3301,7 +3686,7 @@
           <w:sz w:val="19"/>
           <w:szCs w:val="19"/>
         </w:rPr>
-        <w:t xml:space="preserve">   You Do — show your work</w:t>
+        <w:t xml:space="preserve">   You Do — show your work and reasoning</w:t>
       </w:r>
     </w:p>
     <w:p>
@@ -3316,7 +3701,7 @@
           <w:sz w:val="19"/>
           <w:szCs w:val="19"/>
         </w:rPr>
-        <w:t xml:space="preserve">Solve each problem. Show your thinking in the work box.</w:t>
+        <w:t xml:space="preserve">Solve each problem in the middle column and explain your reasoning using the sentence starters on the right.</w:t>
       </w:r>
     </w:p>
     <w:p>
@@ -3345,120 +3730,219 @@
         <w:t xml:space="preserve">   stretch your thinking</w:t>
       </w:r>
     </w:p>
-    <w:p>
-      <w:pPr>
-        <w:keepNext/>
-        <w:spacing w:after="60" w:before="160"/>
-      </w:pPr>
-      <w:r>
-        <w:rPr>
-          <w:b/>
-          <w:bCs/>
-          <w:color w:val="12355B"/>
-          <w:sz w:val="22"/>
-          <w:szCs w:val="22"/>
-        </w:rPr>
-        <w:t xml:space="preserve">1.  </w:t>
-      </w:r>
-      <w:r>
-        <w:rPr>
-          <w:b/>
-          <w:bCs/>
-          <w:sz w:val="21"/>
-          <w:szCs w:val="21"/>
-        </w:rPr>
-        <w:t xml:space="preserve">A histogram of points-per-game has its tallest bars on the LEFT (low scores) and a long tail stretching RIGHT toward a few high scorers. How is this distribution described?</w:t>
-      </w:r>
-    </w:p>
-    <w:p>
-      <w:pPr>
-        <w:spacing w:after="40"/>
-        <w:ind w:left="420"/>
-      </w:pPr>
-      <w:r>
-        <w:rPr>
-          <w:sz w:val="20"/>
-          <w:szCs w:val="20"/>
-        </w:rPr>
-        <w:t xml:space="preserve">A)  Skewed left</w:t>
-      </w:r>
-    </w:p>
-    <w:p>
-      <w:pPr>
-        <w:spacing w:after="40"/>
-        <w:ind w:left="420"/>
-      </w:pPr>
-      <w:r>
-        <w:rPr>
-          <w:sz w:val="20"/>
-          <w:szCs w:val="20"/>
-        </w:rPr>
-        <w:t xml:space="preserve">B)  Symmetric</w:t>
-      </w:r>
-    </w:p>
-    <w:p>
-      <w:pPr>
-        <w:spacing w:after="40"/>
-        <w:ind w:left="420"/>
-      </w:pPr>
-      <w:r>
-        <w:rPr>
-          <w:sz w:val="20"/>
-          <w:szCs w:val="20"/>
-        </w:rPr>
-        <w:t xml:space="preserve">C)  Bimodal (two equal peaks)</w:t>
-      </w:r>
-    </w:p>
-    <w:p>
-      <w:pPr>
-        <w:spacing w:after="40"/>
-        <w:ind w:left="420"/>
-      </w:pPr>
-      <w:r>
-        <w:rPr>
-          <w:sz w:val="20"/>
-          <w:szCs w:val="20"/>
-        </w:rPr>
-        <w:t xml:space="preserve">D)  Skewed right</w:t>
-      </w:r>
-    </w:p>
-    <w:p>
-      <w:pPr>
-        <w:spacing w:after="20"/>
-      </w:pPr>
-      <w:r>
-        <w:t xml:space="preserve"/>
-      </w:r>
-    </w:p>
     <w:tbl>
       <w:tblPr>
-        <w:tblW w:type="pct" w:w="100%"/>
+        <w:tblW w:type="dxa" w:w="9360"/>
         <w:tblBorders>
           <w:top w:val="single" w:color="C7D2DD" w:sz="6"/>
           <w:left w:val="single" w:color="C7D2DD" w:sz="6"/>
           <w:bottom w:val="single" w:color="C7D2DD" w:sz="6"/>
           <w:right w:val="single" w:color="C7D2DD" w:sz="6"/>
-          <w:insideH w:val="single" w:color="auto" w:sz="4"/>
-          <w:insideV w:val="single" w:color="auto" w:sz="4"/>
+          <w:insideH w:val="single" w:color="C7D2DD" w:sz="6"/>
+          <w:insideV w:val="single" w:color="C7D2DD" w:sz="6"/>
         </w:tblBorders>
       </w:tblPr>
       <w:tblGrid>
-        <w:gridCol w:w="100"/>
+        <w:gridCol w:w="2800"/>
+        <w:gridCol w:w="3560"/>
+        <w:gridCol w:w="3000"/>
       </w:tblGrid>
       <w:tr>
-        <w:tc>
-          <w:tcPr>
+        <w:trPr>
+          <w:cantSplit/>
+          <w:tblHeader/>
+        </w:trPr>
+        <w:tc>
+          <w:tcPr>
+            <w:tcW w:type="dxa" w:w="2800"/>
+            <w:shd w:fill="EEF4F8" w:color="auto" w:val="clear"/>
+            <w:tcMar>
+              <w:top w:type="dxa" w:w="60"/>
+              <w:left w:type="dxa" w:w="100"/>
+              <w:bottom w:type="dxa" w:w="60"/>
+              <w:right w:type="dxa" w:w="100"/>
+            </w:tcMar>
+          </w:tcPr>
+          <w:p>
+            <w:pPr>
+              <w:spacing w:after="0"/>
+            </w:pPr>
+            <w:r>
+              <w:rPr>
+                <w:b/>
+                <w:bCs/>
+                <w:color w:val="12355B"/>
+                <w:sz w:val="16"/>
+                <w:szCs w:val="16"/>
+              </w:rPr>
+              <w:t xml:space="preserve">CORE PROBLEM / GIVEN REPRESENTATION</w:t>
+            </w:r>
+          </w:p>
+        </w:tc>
+        <w:tc>
+          <w:tcPr>
+            <w:tcW w:type="dxa" w:w="3560"/>
+            <w:shd w:fill="EEF4F8" w:color="auto" w:val="clear"/>
+            <w:tcMar>
+              <w:top w:type="dxa" w:w="60"/>
+              <w:left w:type="dxa" w:w="100"/>
+              <w:bottom w:type="dxa" w:w="60"/>
+              <w:right w:type="dxa" w:w="100"/>
+            </w:tcMar>
+          </w:tcPr>
+          <w:p>
+            <w:pPr>
+              <w:spacing w:after="0"/>
+            </w:pPr>
+            <w:r>
+              <w:rPr>
+                <w:b/>
+                <w:bCs/>
+                <w:color w:val="12355B"/>
+                <w:sz w:val="16"/>
+                <w:szCs w:val="16"/>
+              </w:rPr>
+              <w:t xml:space="preserve">WORKING SPACE / CALCULATION STEPS</w:t>
+            </w:r>
+          </w:p>
+        </w:tc>
+        <w:tc>
+          <w:tcPr>
+            <w:tcW w:type="dxa" w:w="3000"/>
             <w:shd w:fill="FBF3E2" w:color="auto" w:val="clear"/>
             <w:tcMar>
               <w:top w:type="dxa" w:w="60"/>
-              <w:left w:type="dxa" w:w="120"/>
+              <w:left w:type="dxa" w:w="100"/>
               <w:bottom w:type="dxa" w:w="60"/>
-              <w:right w:type="dxa" w:w="120"/>
-            </w:tcMar>
-          </w:tcPr>
-          <w:p>
-            <w:pPr>
-              <w:spacing w:after="0" w:line="320"/>
+              <w:right w:type="dxa" w:w="100"/>
+            </w:tcMar>
+          </w:tcPr>
+          <w:p>
+            <w:pPr>
+              <w:spacing w:after="0"/>
+            </w:pPr>
+            <w:r>
+              <w:rPr>
+                <w:b/>
+                <w:bCs/>
+                <w:color w:val="B97A12"/>
+                <w:sz w:val="16"/>
+                <w:szCs w:val="16"/>
+              </w:rPr>
+              <w:t xml:space="preserve">EXPLAIN YOUR REASONING</w:t>
+            </w:r>
+          </w:p>
+        </w:tc>
+      </w:tr>
+      <w:tr>
+        <w:trPr>
+          <w:cantSplit/>
+        </w:trPr>
+        <w:tc>
+          <w:tcPr>
+            <w:tcW w:type="dxa" w:w="2800"/>
+            <w:tcMar>
+              <w:top w:type="dxa" w:w="80"/>
+              <w:left w:type="dxa" w:w="100"/>
+              <w:bottom w:type="dxa" w:w="80"/>
+              <w:right w:type="dxa" w:w="100"/>
+            </w:tcMar>
+            <w:vAlign w:val="top"/>
+          </w:tcPr>
+          <w:p>
+            <w:pPr>
+              <w:spacing w:after="60"/>
+            </w:pPr>
+            <w:r>
+              <w:rPr>
+                <w:b/>
+                <w:bCs/>
+                <w:color w:val="12355B"/>
+                <w:sz w:val="21"/>
+                <w:szCs w:val="21"/>
+              </w:rPr>
+              <w:t xml:space="preserve">1.  </w:t>
+            </w:r>
+            <w:r>
+              <w:rPr>
+                <w:b/>
+                <w:bCs/>
+                <w:sz w:val="20"/>
+                <w:szCs w:val="20"/>
+              </w:rPr>
+              <w:t xml:space="preserve">A histogram of points-per-game has its tallest bars on the LEFT (low scores) and a long tail stretching RIGHT toward a few high scorers. How is this distribution described?</w:t>
+            </w:r>
+          </w:p>
+          <w:p>
+            <w:pPr>
+              <w:spacing w:after="30"/>
+              <w:ind w:left="180"/>
+            </w:pPr>
+            <w:r>
+              <w:rPr>
+                <w:sz w:val="19"/>
+                <w:szCs w:val="19"/>
+              </w:rPr>
+              <w:t xml:space="preserve">A)  Skewed left</w:t>
+            </w:r>
+          </w:p>
+          <w:p>
+            <w:pPr>
+              <w:spacing w:after="30"/>
+              <w:ind w:left="180"/>
+            </w:pPr>
+            <w:r>
+              <w:rPr>
+                <w:sz w:val="19"/>
+                <w:szCs w:val="19"/>
+              </w:rPr>
+              <w:t xml:space="preserve">B)  Symmetric</w:t>
+            </w:r>
+          </w:p>
+          <w:p>
+            <w:pPr>
+              <w:spacing w:after="30"/>
+              <w:ind w:left="180"/>
+            </w:pPr>
+            <w:r>
+              <w:rPr>
+                <w:sz w:val="19"/>
+                <w:szCs w:val="19"/>
+              </w:rPr>
+              <w:t xml:space="preserve">C)  Bimodal (two equal peaks)</w:t>
+            </w:r>
+          </w:p>
+          <w:p>
+            <w:pPr>
+              <w:spacing w:after="30"/>
+              <w:ind w:left="180"/>
+            </w:pPr>
+            <w:r>
+              <w:rPr>
+                <w:sz w:val="19"/>
+                <w:szCs w:val="19"/>
+              </w:rPr>
+              <w:t xml:space="preserve">D)  Skewed right</w:t>
+            </w:r>
+          </w:p>
+        </w:tc>
+        <w:tc>
+          <w:tcPr>
+            <w:tcW w:type="dxa" w:w="3560"/>
+            <w:tcMar>
+              <w:top w:type="dxa" w:w="80"/>
+              <w:left w:type="dxa" w:w="100"/>
+              <w:bottom w:type="dxa" w:w="80"/>
+              <w:right w:type="dxa" w:w="100"/>
+            </w:tcMar>
+            <w:vAlign w:val="top"/>
+          </w:tcPr>
+          <w:p>
+            <w:pPr>
+              <w:pBdr>
+                <w:bottom w:val="single" w:color="AFBECC" w:sz="6"/>
+              </w:pBdr>
+              <w:spacing w:after="30" w:before="150"/>
             </w:pPr>
             <w:r>
               <w:t xml:space="preserve"/>
@@ -3466,7 +3950,147 @@
           </w:p>
           <w:p>
             <w:pPr>
-              <w:spacing w:after="0" w:line="320"/>
+              <w:pBdr>
+                <w:bottom w:val="single" w:color="AFBECC" w:sz="6"/>
+              </w:pBdr>
+              <w:spacing w:after="30" w:before="150"/>
+            </w:pPr>
+            <w:r>
+              <w:t xml:space="preserve"/>
+            </w:r>
+          </w:p>
+          <w:p>
+            <w:pPr>
+              <w:pBdr>
+                <w:bottom w:val="single" w:color="AFBECC" w:sz="6"/>
+              </w:pBdr>
+              <w:spacing w:after="30" w:before="150"/>
+            </w:pPr>
+            <w:r>
+              <w:t xml:space="preserve"/>
+            </w:r>
+          </w:p>
+          <w:p>
+            <w:pPr>
+              <w:pBdr>
+                <w:bottom w:val="single" w:color="AFBECC" w:sz="6"/>
+              </w:pBdr>
+              <w:spacing w:after="30" w:before="150"/>
+            </w:pPr>
+            <w:r>
+              <w:t xml:space="preserve"/>
+            </w:r>
+          </w:p>
+        </w:tc>
+        <w:tc>
+          <w:tcPr>
+            <w:tcW w:type="dxa" w:w="3000"/>
+            <w:shd w:fill="FBF3E2" w:color="auto" w:val="clear"/>
+            <w:tcMar>
+              <w:top w:type="dxa" w:w="80"/>
+              <w:left w:type="dxa" w:w="100"/>
+              <w:bottom w:type="dxa" w:w="80"/>
+              <w:right w:type="dxa" w:w="100"/>
+            </w:tcMar>
+            <w:vAlign w:val="top"/>
+          </w:tcPr>
+          <w:p>
+            <w:pPr>
+              <w:spacing w:after="40"/>
+            </w:pPr>
+            <w:r>
+              <w:rPr>
+                <w:b/>
+                <w:bCs/>
+                <w:color w:val="12355B"/>
+                <w:sz w:val="19"/>
+                <w:szCs w:val="19"/>
+              </w:rPr>
+              <w:t xml:space="preserve">Because... </w:t>
+            </w:r>
+            <w:r>
+              <w:rPr>
+                <w:color w:val="AFBECC"/>
+                <w:sz w:val="19"/>
+                <w:szCs w:val="19"/>
+              </w:rPr>
+              <w:t xml:space="preserve">________________</w:t>
+            </w:r>
+          </w:p>
+          <w:p>
+            <w:pPr>
+              <w:pBdr>
+                <w:bottom w:val="single" w:color="AFBECC" w:sz="6"/>
+              </w:pBdr>
+              <w:spacing w:after="30" w:before="150"/>
+            </w:pPr>
+            <w:r>
+              <w:t xml:space="preserve"/>
+            </w:r>
+          </w:p>
+          <w:p>
+            <w:pPr>
+              <w:spacing w:after="40" w:before="80"/>
+            </w:pPr>
+            <w:r>
+              <w:rPr>
+                <w:b/>
+                <w:bCs/>
+                <w:color w:val="6B4FA0"/>
+                <w:sz w:val="19"/>
+                <w:szCs w:val="19"/>
+              </w:rPr>
+              <w:t xml:space="preserve">Although... </w:t>
+            </w:r>
+            <w:r>
+              <w:rPr>
+                <w:color w:val="AFBECC"/>
+                <w:sz w:val="19"/>
+                <w:szCs w:val="19"/>
+              </w:rPr>
+              <w:t xml:space="preserve">_______________</w:t>
+            </w:r>
+          </w:p>
+          <w:p>
+            <w:pPr>
+              <w:pBdr>
+                <w:bottom w:val="single" w:color="AFBECC" w:sz="6"/>
+              </w:pBdr>
+              <w:spacing w:after="30" w:before="150"/>
+            </w:pPr>
+            <w:r>
+              <w:t xml:space="preserve"/>
+            </w:r>
+          </w:p>
+          <w:p>
+            <w:pPr>
+              <w:spacing w:after="40" w:before="80"/>
+            </w:pPr>
+            <w:r>
+              <w:rPr>
+                <w:b/>
+                <w:bCs/>
+                <w:color w:val="1FA6A2"/>
+                <w:sz w:val="19"/>
+                <w:szCs w:val="19"/>
+              </w:rPr>
+              <w:t xml:space="preserve">Therefore... </w:t>
+            </w:r>
+            <w:r>
+              <w:rPr>
+                <w:color w:val="AFBECC"/>
+                <w:sz w:val="19"/>
+                <w:szCs w:val="19"/>
+              </w:rPr>
+              <w:t xml:space="preserve">______________</w:t>
+            </w:r>
+          </w:p>
+          <w:p>
+            <w:pPr>
+              <w:pBdr>
+                <w:bottom w:val="single" w:color="AFBECC" w:sz="6"/>
+              </w:pBdr>
+              <w:spacing w:after="30" w:before="150"/>
             </w:pPr>
             <w:r>
               <w:t xml:space="preserve"/>
@@ -3477,84 +4101,7 @@
     </w:tbl>
     <w:p>
       <w:pPr>
-        <w:keepNext/>
-        <w:spacing w:after="60" w:before="160"/>
-      </w:pPr>
-      <w:r>
-        <w:rPr>
-          <w:b/>
-          <w:bCs/>
-          <w:color w:val="12355B"/>
-          <w:sz w:val="22"/>
-          <w:szCs w:val="22"/>
-        </w:rPr>
-        <w:t xml:space="preserve">2.  </w:t>
-      </w:r>
-      <w:r>
-        <w:rPr>
-          <w:b/>
-          <w:bCs/>
-          <w:sz w:val="21"/>
-          <w:szCs w:val="21"/>
-        </w:rPr>
-        <w:t xml:space="preserve">Two histograms show the SAME 40 test scores — one uses intervals of 5, the other intervals of 20. Which statement is true?</w:t>
-      </w:r>
-    </w:p>
-    <w:p>
-      <w:pPr>
-        <w:spacing w:after="40"/>
-        <w:ind w:left="420"/>
-      </w:pPr>
-      <w:r>
-        <w:rPr>
-          <w:sz w:val="20"/>
-          <w:szCs w:val="20"/>
-        </w:rPr>
-        <w:t xml:space="preserve">A)  The interval-of-5 histogram has more bars and shows more detail about the shape</w:t>
-      </w:r>
-    </w:p>
-    <w:p>
-      <w:pPr>
-        <w:spacing w:after="40"/>
-        <w:ind w:left="420"/>
-      </w:pPr>
-      <w:r>
-        <w:rPr>
-          <w:sz w:val="20"/>
-          <w:szCs w:val="20"/>
-        </w:rPr>
-        <w:t xml:space="preserve">B)  The interval-of-5 histogram leaves some scores out</w:t>
-      </w:r>
-    </w:p>
-    <w:p>
-      <w:pPr>
-        <w:spacing w:after="40"/>
-        <w:ind w:left="420"/>
-      </w:pPr>
-      <w:r>
-        <w:rPr>
-          <w:sz w:val="20"/>
-          <w:szCs w:val="20"/>
-        </w:rPr>
-        <w:t xml:space="preserve">C)  The interval-of-20 histogram has more bars</w:t>
-      </w:r>
-    </w:p>
-    <w:p>
-      <w:pPr>
-        <w:spacing w:after="40"/>
-        <w:ind w:left="420"/>
-      </w:pPr>
-      <w:r>
-        <w:rPr>
-          <w:sz w:val="20"/>
-          <w:szCs w:val="20"/>
-        </w:rPr>
-        <w:t xml:space="preserve">D)  Both histograms must look exactly the same</w:t>
-      </w:r>
-    </w:p>
-    <w:p>
-      <w:pPr>
-        <w:spacing w:after="20"/>
+        <w:spacing w:after="80"/>
       </w:pPr>
       <w:r>
         <w:t xml:space="preserve"/>
@@ -3562,33 +4109,217 @@
     </w:p>
     <w:tbl>
       <w:tblPr>
-        <w:tblW w:type="pct" w:w="100%"/>
+        <w:tblW w:type="dxa" w:w="9360"/>
         <w:tblBorders>
           <w:top w:val="single" w:color="C7D2DD" w:sz="6"/>
           <w:left w:val="single" w:color="C7D2DD" w:sz="6"/>
           <w:bottom w:val="single" w:color="C7D2DD" w:sz="6"/>
           <w:right w:val="single" w:color="C7D2DD" w:sz="6"/>
-          <w:insideH w:val="single" w:color="auto" w:sz="4"/>
-          <w:insideV w:val="single" w:color="auto" w:sz="4"/>
+          <w:insideH w:val="single" w:color="C7D2DD" w:sz="6"/>
+          <w:insideV w:val="single" w:color="C7D2DD" w:sz="6"/>
         </w:tblBorders>
       </w:tblPr>
       <w:tblGrid>
-        <w:gridCol w:w="100"/>
+        <w:gridCol w:w="2800"/>
+        <w:gridCol w:w="3560"/>
+        <w:gridCol w:w="3000"/>
       </w:tblGrid>
       <w:tr>
-        <w:tc>
-          <w:tcPr>
+        <w:trPr>
+          <w:cantSplit/>
+          <w:tblHeader/>
+        </w:trPr>
+        <w:tc>
+          <w:tcPr>
+            <w:tcW w:type="dxa" w:w="2800"/>
+            <w:shd w:fill="EEF4F8" w:color="auto" w:val="clear"/>
+            <w:tcMar>
+              <w:top w:type="dxa" w:w="60"/>
+              <w:left w:type="dxa" w:w="100"/>
+              <w:bottom w:type="dxa" w:w="60"/>
+              <w:right w:type="dxa" w:w="100"/>
+            </w:tcMar>
+          </w:tcPr>
+          <w:p>
+            <w:pPr>
+              <w:spacing w:after="0"/>
+            </w:pPr>
+            <w:r>
+              <w:rPr>
+                <w:b/>
+                <w:bCs/>
+                <w:color w:val="12355B"/>
+                <w:sz w:val="16"/>
+                <w:szCs w:val="16"/>
+              </w:rPr>
+              <w:t xml:space="preserve">CORE PROBLEM / GIVEN REPRESENTATION</w:t>
+            </w:r>
+          </w:p>
+        </w:tc>
+        <w:tc>
+          <w:tcPr>
+            <w:tcW w:type="dxa" w:w="3560"/>
+            <w:shd w:fill="EEF4F8" w:color="auto" w:val="clear"/>
+            <w:tcMar>
+              <w:top w:type="dxa" w:w="60"/>
+              <w:left w:type="dxa" w:w="100"/>
+              <w:bottom w:type="dxa" w:w="60"/>
+              <w:right w:type="dxa" w:w="100"/>
+            </w:tcMar>
+          </w:tcPr>
+          <w:p>
+            <w:pPr>
+              <w:spacing w:after="0"/>
+            </w:pPr>
+            <w:r>
+              <w:rPr>
+                <w:b/>
+                <w:bCs/>
+                <w:color w:val="12355B"/>
+                <w:sz w:val="16"/>
+                <w:szCs w:val="16"/>
+              </w:rPr>
+              <w:t xml:space="preserve">WORKING SPACE / CALCULATION STEPS</w:t>
+            </w:r>
+          </w:p>
+        </w:tc>
+        <w:tc>
+          <w:tcPr>
+            <w:tcW w:type="dxa" w:w="3000"/>
             <w:shd w:fill="FBF3E2" w:color="auto" w:val="clear"/>
             <w:tcMar>
               <w:top w:type="dxa" w:w="60"/>
-              <w:left w:type="dxa" w:w="120"/>
+              <w:left w:type="dxa" w:w="100"/>
               <w:bottom w:type="dxa" w:w="60"/>
-              <w:right w:type="dxa" w:w="120"/>
-            </w:tcMar>
-          </w:tcPr>
-          <w:p>
-            <w:pPr>
-              <w:spacing w:after="0" w:line="320"/>
+              <w:right w:type="dxa" w:w="100"/>
+            </w:tcMar>
+          </w:tcPr>
+          <w:p>
+            <w:pPr>
+              <w:spacing w:after="0"/>
+            </w:pPr>
+            <w:r>
+              <w:rPr>
+                <w:b/>
+                <w:bCs/>
+                <w:color w:val="B97A12"/>
+                <w:sz w:val="16"/>
+                <w:szCs w:val="16"/>
+              </w:rPr>
+              <w:t xml:space="preserve">EXPLAIN YOUR REASONING</w:t>
+            </w:r>
+          </w:p>
+        </w:tc>
+      </w:tr>
+      <w:tr>
+        <w:trPr>
+          <w:cantSplit/>
+        </w:trPr>
+        <w:tc>
+          <w:tcPr>
+            <w:tcW w:type="dxa" w:w="2800"/>
+            <w:tcMar>
+              <w:top w:type="dxa" w:w="80"/>
+              <w:left w:type="dxa" w:w="100"/>
+              <w:bottom w:type="dxa" w:w="80"/>
+              <w:right w:type="dxa" w:w="100"/>
+            </w:tcMar>
+            <w:vAlign w:val="top"/>
+          </w:tcPr>
+          <w:p>
+            <w:pPr>
+              <w:spacing w:after="60"/>
+            </w:pPr>
+            <w:r>
+              <w:rPr>
+                <w:b/>
+                <w:bCs/>
+                <w:color w:val="12355B"/>
+                <w:sz w:val="21"/>
+                <w:szCs w:val="21"/>
+              </w:rPr>
+              <w:t xml:space="preserve">2.  </w:t>
+            </w:r>
+            <w:r>
+              <w:rPr>
+                <w:b/>
+                <w:bCs/>
+                <w:sz w:val="20"/>
+                <w:szCs w:val="20"/>
+              </w:rPr>
+              <w:t xml:space="preserve">Two histograms show the SAME 40 test scores — one uses intervals of 5, the other intervals of 20. Which statement is true?</w:t>
+            </w:r>
+          </w:p>
+          <w:p>
+            <w:pPr>
+              <w:spacing w:after="30"/>
+              <w:ind w:left="180"/>
+            </w:pPr>
+            <w:r>
+              <w:rPr>
+                <w:sz w:val="19"/>
+                <w:szCs w:val="19"/>
+              </w:rPr>
+              <w:t xml:space="preserve">A)  The interval-of-5 histogram has more bars and shows more detail about the shape</w:t>
+            </w:r>
+          </w:p>
+          <w:p>
+            <w:pPr>
+              <w:spacing w:after="30"/>
+              <w:ind w:left="180"/>
+            </w:pPr>
+            <w:r>
+              <w:rPr>
+                <w:sz w:val="19"/>
+                <w:szCs w:val="19"/>
+              </w:rPr>
+              <w:t xml:space="preserve">B)  The interval-of-5 histogram leaves some scores out</w:t>
+            </w:r>
+          </w:p>
+          <w:p>
+            <w:pPr>
+              <w:spacing w:after="30"/>
+              <w:ind w:left="180"/>
+            </w:pPr>
+            <w:r>
+              <w:rPr>
+                <w:sz w:val="19"/>
+                <w:szCs w:val="19"/>
+              </w:rPr>
+              <w:t xml:space="preserve">C)  The interval-of-20 histogram has more bars</w:t>
+            </w:r>
+          </w:p>
+          <w:p>
+            <w:pPr>
+              <w:spacing w:after="30"/>
+              <w:ind w:left="180"/>
+            </w:pPr>
+            <w:r>
+              <w:rPr>
+                <w:sz w:val="19"/>
+                <w:szCs w:val="19"/>
+              </w:rPr>
+              <w:t xml:space="preserve">D)  Both histograms must look exactly the same</w:t>
+            </w:r>
+          </w:p>
+        </w:tc>
+        <w:tc>
+          <w:tcPr>
+            <w:tcW w:type="dxa" w:w="3560"/>
+            <w:tcMar>
+              <w:top w:type="dxa" w:w="80"/>
+              <w:left w:type="dxa" w:w="100"/>
+              <w:bottom w:type="dxa" w:w="80"/>
+              <w:right w:type="dxa" w:w="100"/>
+            </w:tcMar>
+            <w:vAlign w:val="top"/>
+          </w:tcPr>
+          <w:p>
+            <w:pPr>
+              <w:pBdr>
+                <w:bottom w:val="single" w:color="AFBECC" w:sz="6"/>
+              </w:pBdr>
+              <w:spacing w:after="30" w:before="150"/>
             </w:pPr>
             <w:r>
               <w:t xml:space="preserve"/>
@@ -3596,7 +4327,147 @@
           </w:p>
           <w:p>
             <w:pPr>
-              <w:spacing w:after="0" w:line="320"/>
+              <w:pBdr>
+                <w:bottom w:val="single" w:color="AFBECC" w:sz="6"/>
+              </w:pBdr>
+              <w:spacing w:after="30" w:before="150"/>
+            </w:pPr>
+            <w:r>
+              <w:t xml:space="preserve"/>
+            </w:r>
+          </w:p>
+          <w:p>
+            <w:pPr>
+              <w:pBdr>
+                <w:bottom w:val="single" w:color="AFBECC" w:sz="6"/>
+              </w:pBdr>
+              <w:spacing w:after="30" w:before="150"/>
+            </w:pPr>
+            <w:r>
+              <w:t xml:space="preserve"/>
+            </w:r>
+          </w:p>
+          <w:p>
+            <w:pPr>
+              <w:pBdr>
+                <w:bottom w:val="single" w:color="AFBECC" w:sz="6"/>
+              </w:pBdr>
+              <w:spacing w:after="30" w:before="150"/>
+            </w:pPr>
+            <w:r>
+              <w:t xml:space="preserve"/>
+            </w:r>
+          </w:p>
+        </w:tc>
+        <w:tc>
+          <w:tcPr>
+            <w:tcW w:type="dxa" w:w="3000"/>
+            <w:shd w:fill="FBF3E2" w:color="auto" w:val="clear"/>
+            <w:tcMar>
+              <w:top w:type="dxa" w:w="80"/>
+              <w:left w:type="dxa" w:w="100"/>
+              <w:bottom w:type="dxa" w:w="80"/>
+              <w:right w:type="dxa" w:w="100"/>
+            </w:tcMar>
+            <w:vAlign w:val="top"/>
+          </w:tcPr>
+          <w:p>
+            <w:pPr>
+              <w:spacing w:after="40"/>
+            </w:pPr>
+            <w:r>
+              <w:rPr>
+                <w:b/>
+                <w:bCs/>
+                <w:color w:val="12355B"/>
+                <w:sz w:val="19"/>
+                <w:szCs w:val="19"/>
+              </w:rPr>
+              <w:t xml:space="preserve">Because... </w:t>
+            </w:r>
+            <w:r>
+              <w:rPr>
+                <w:color w:val="AFBECC"/>
+                <w:sz w:val="19"/>
+                <w:szCs w:val="19"/>
+              </w:rPr>
+              <w:t xml:space="preserve">________________</w:t>
+            </w:r>
+          </w:p>
+          <w:p>
+            <w:pPr>
+              <w:pBdr>
+                <w:bottom w:val="single" w:color="AFBECC" w:sz="6"/>
+              </w:pBdr>
+              <w:spacing w:after="30" w:before="150"/>
+            </w:pPr>
+            <w:r>
+              <w:t xml:space="preserve"/>
+            </w:r>
+          </w:p>
+          <w:p>
+            <w:pPr>
+              <w:spacing w:after="40" w:before="80"/>
+            </w:pPr>
+            <w:r>
+              <w:rPr>
+                <w:b/>
+                <w:bCs/>
+                <w:color w:val="6B4FA0"/>
+                <w:sz w:val="19"/>
+                <w:szCs w:val="19"/>
+              </w:rPr>
+              <w:t xml:space="preserve">Although... </w:t>
+            </w:r>
+            <w:r>
+              <w:rPr>
+                <w:color w:val="AFBECC"/>
+                <w:sz w:val="19"/>
+                <w:szCs w:val="19"/>
+              </w:rPr>
+              <w:t xml:space="preserve">_______________</w:t>
+            </w:r>
+          </w:p>
+          <w:p>
+            <w:pPr>
+              <w:pBdr>
+                <w:bottom w:val="single" w:color="AFBECC" w:sz="6"/>
+              </w:pBdr>
+              <w:spacing w:after="30" w:before="150"/>
+            </w:pPr>
+            <w:r>
+              <w:t xml:space="preserve"/>
+            </w:r>
+          </w:p>
+          <w:p>
+            <w:pPr>
+              <w:spacing w:after="40" w:before="80"/>
+            </w:pPr>
+            <w:r>
+              <w:rPr>
+                <w:b/>
+                <w:bCs/>
+                <w:color w:val="1FA6A2"/>
+                <w:sz w:val="19"/>
+                <w:szCs w:val="19"/>
+              </w:rPr>
+              <w:t xml:space="preserve">Therefore... </w:t>
+            </w:r>
+            <w:r>
+              <w:rPr>
+                <w:color w:val="AFBECC"/>
+                <w:sz w:val="19"/>
+                <w:szCs w:val="19"/>
+              </w:rPr>
+              <w:t xml:space="preserve">______________</w:t>
+            </w:r>
+          </w:p>
+          <w:p>
+            <w:pPr>
+              <w:pBdr>
+                <w:bottom w:val="single" w:color="AFBECC" w:sz="6"/>
+              </w:pBdr>
+              <w:spacing w:after="30" w:before="150"/>
             </w:pPr>
             <w:r>
               <w:t xml:space="preserve"/>
@@ -3605,6 +4476,14 @@
         </w:tc>
       </w:tr>
     </w:tbl>
+    <w:p>
+      <w:pPr>
+        <w:spacing w:after="80"/>
+      </w:pPr>
+      <w:r>
+        <w:t xml:space="preserve"/>
+      </w:r>
+    </w:p>
     <w:p>
       <w:pPr>
         <w:pStyle w:val="Heading1"/>
@@ -3723,6 +4602,149 @@
         <w:t xml:space="preserve"/>
       </w:r>
     </w:p>
+    <w:p>
+      <w:pPr>
+        <w:spacing w:after="60"/>
+      </w:pPr>
+      <w:r>
+        <w:t xml:space="preserve"/>
+      </w:r>
+    </w:p>
+    <w:tbl>
+      <w:tblPr>
+        <w:tblW w:type="dxa" w:w="9360"/>
+        <w:tblBorders>
+          <w:top w:val="single" w:color="C7D2DD" w:sz="6"/>
+          <w:left w:val="single" w:color="C7D2DD" w:sz="6"/>
+          <w:bottom w:val="single" w:color="C7D2DD" w:sz="6"/>
+          <w:right w:val="single" w:color="C7D2DD" w:sz="6"/>
+          <w:insideH w:val="single" w:color="C7D2DD" w:sz="6"/>
+          <w:insideV w:val="single" w:color="C7D2DD" w:sz="6"/>
+        </w:tblBorders>
+      </w:tblPr>
+      <w:tblGrid>
+        <w:gridCol w:w="3120"/>
+        <w:gridCol w:w="3120"/>
+        <w:gridCol w:w="3120"/>
+      </w:tblGrid>
+      <w:tr>
+        <w:trPr>
+          <w:cantSplit/>
+          <w:tblHeader/>
+        </w:trPr>
+        <w:tc>
+          <w:tcPr>
+            <w:tcW w:type="dxa" w:w="9360"/>
+            <w:gridSpan w:val="3"/>
+            <w:shd w:fill="EEF4F8" w:color="auto" w:val="clear"/>
+            <w:tcMar>
+              <w:top w:type="dxa" w:w="60"/>
+              <w:left w:type="dxa" w:w="100"/>
+              <w:bottom w:type="dxa" w:w="60"/>
+              <w:right w:type="dxa" w:w="100"/>
+            </w:tcMar>
+          </w:tcPr>
+          <w:p>
+            <w:pPr>
+              <w:spacing w:after="0"/>
+            </w:pPr>
+            <w:r>
+              <w:rPr>
+                <w:b/>
+                <w:bCs/>
+                <w:color w:val="12355B"/>
+                <w:sz w:val="18"/>
+                <w:szCs w:val="18"/>
+              </w:rPr>
+              <w:t xml:space="preserve">EXIT CHECK · 3-POINT SELF-ASSESSMENT CHECKLIST</w:t>
+            </w:r>
+          </w:p>
+        </w:tc>
+      </w:tr>
+      <w:tr>
+        <w:trPr>
+          <w:cantSplit/>
+        </w:trPr>
+        <w:tc>
+          <w:tcPr>
+            <w:tcW w:type="dxa" w:w="3120"/>
+            <w:tcMar>
+              <w:top w:type="dxa" w:w="80"/>
+              <w:left w:type="dxa" w:w="100"/>
+              <w:bottom w:type="dxa" w:w="80"/>
+              <w:right w:type="dxa" w:w="100"/>
+            </w:tcMar>
+          </w:tcPr>
+          <w:p>
+            <w:pPr>
+              <w:spacing w:after="0"/>
+            </w:pPr>
+            <w:r>
+              <w:rPr>
+                <w:b/>
+                <w:bCs/>
+                <w:color w:val="1A2733"/>
+                <w:sz w:val="18"/>
+                <w:szCs w:val="18"/>
+              </w:rPr>
+              <w:t xml:space="preserve">☐ 1. Units &amp; Labels Verified</w:t>
+            </w:r>
+          </w:p>
+        </w:tc>
+        <w:tc>
+          <w:tcPr>
+            <w:tcW w:type="dxa" w:w="3120"/>
+            <w:tcMar>
+              <w:top w:type="dxa" w:w="80"/>
+              <w:left w:type="dxa" w:w="100"/>
+              <w:bottom w:type="dxa" w:w="80"/>
+              <w:right w:type="dxa" w:w="100"/>
+            </w:tcMar>
+          </w:tcPr>
+          <w:p>
+            <w:pPr>
+              <w:spacing w:after="0"/>
+            </w:pPr>
+            <w:r>
+              <w:rPr>
+                <w:b/>
+                <w:bCs/>
+                <w:color w:val="1A2733"/>
+                <w:sz w:val="18"/>
+                <w:szCs w:val="18"/>
+              </w:rPr>
+              <w:t xml:space="preserve">☐ 2. Reasoning Stated (Because / Although / Therefore)</w:t>
+            </w:r>
+          </w:p>
+        </w:tc>
+        <w:tc>
+          <w:tcPr>
+            <w:tcW w:type="dxa" w:w="3120"/>
+            <w:tcMar>
+              <w:top w:type="dxa" w:w="80"/>
+              <w:left w:type="dxa" w:w="100"/>
+              <w:bottom w:type="dxa" w:w="80"/>
+              <w:right w:type="dxa" w:w="100"/>
+            </w:tcMar>
+          </w:tcPr>
+          <w:p>
+            <w:pPr>
+              <w:spacing w:after="0"/>
+            </w:pPr>
+            <w:r>
+              <w:rPr>
+                <w:b/>
+                <w:bCs/>
+                <w:color w:val="1A2733"/>
+                <w:sz w:val="18"/>
+                <w:szCs w:val="18"/>
+              </w:rPr>
+              <w:t xml:space="preserve">☐ 3. Calculations Double-Checked</w:t>
+            </w:r>
+          </w:p>
+        </w:tc>
+      </w:tr>
+    </w:tbl>
     <w:sectPr>
       <w:headerReference w:type="default" r:id="rId7"/>
       <w:footerReference w:type="default" r:id="rId8"/>
